--- a/files/inderpreet.docx
+++ b/files/inderpreet.docx
@@ -1,71 +1,84 @@
 
 <file path=word/document.xml><?xml version="1.0" encoding="utf-8"?>
-<w:document xmlns:wpc="http://schemas.microsoft.com/office/word/2010/wordprocessingCanvas" xmlns:mo="http://schemas.microsoft.com/office/mac/office/2008/main" xmlns:mc="http://schemas.openxmlformats.org/markup-compatibility/2006" xmlns:mv="urn:schemas-microsoft-com:mac:vml" xmlns:o="urn:schemas-microsoft-com:office:office" xmlns:r="http://schemas.openxmlformats.org/officeDocument/2006/relationships" xmlns:m="http://schemas.openxmlformats.org/officeDocument/2006/math" xmlns:v="urn:schemas-microsoft-com:vml" xmlns:wp14="http://schemas.microsoft.com/office/word/2010/wordprocessingDrawing" xmlns:wp="http://schemas.openxmlformats.org/drawingml/2006/wordprocessingDrawing" xmlns:w10="urn:schemas-microsoft-com:office:word" xmlns:w="http://schemas.openxmlformats.org/wordprocessingml/2006/main" xmlns:w14="http://schemas.microsoft.com/office/word/2010/wordml" xmlns:wpg="http://schemas.microsoft.com/office/word/2010/wordprocessingGroup" xmlns:wpi="http://schemas.microsoft.com/office/word/2010/wordprocessingInk" xmlns:wne="http://schemas.microsoft.com/office/word/2006/wordml" xmlns:wps="http://schemas.microsoft.com/office/word/2010/wordprocessingShape" mc:Ignorable="w14 wp14">
+<w:document xmlns:wpc="http://schemas.microsoft.com/office/word/2010/wordprocessingCanvas" xmlns:cx="http://schemas.microsoft.com/office/drawing/2014/chartex" xmlns:cx1="http://schemas.microsoft.com/office/drawing/2015/9/8/chartex" xmlns:cx2="http://schemas.microsoft.com/office/drawing/2015/10/21/chartex" xmlns:cx3="http://schemas.microsoft.com/office/drawing/2016/5/9/chartex" xmlns:cx4="http://schemas.microsoft.com/office/drawing/2016/5/10/chartex" xmlns:cx5="http://schemas.microsoft.com/office/drawing/2016/5/11/chartex" xmlns:cx6="http://schemas.microsoft.com/office/drawing/2016/5/12/chartex" xmlns:cx7="http://schemas.microsoft.com/office/drawing/2016/5/13/chartex" xmlns:cx8="http://schemas.microsoft.com/office/drawing/2016/5/14/chartex" xmlns:mc="http://schemas.openxmlformats.org/markup-compatibility/2006" xmlns:aink="http://schemas.microsoft.com/office/drawing/2016/ink" xmlns:am3d="http://schemas.microsoft.com/office/drawing/2017/model3d" xmlns:o="urn:schemas-microsoft-com:office:office" xmlns:r="http://schemas.openxmlformats.org/officeDocument/2006/relationships" xmlns:m="http://schemas.openxmlformats.org/officeDocument/2006/math" xmlns:v="urn:schemas-microsoft-com:vml" xmlns:wp14="http://schemas.microsoft.com/office/word/2010/wordprocessingDrawing" xmlns:wp="http://schemas.openxmlformats.org/drawingml/2006/wordprocessingDrawing" xmlns:w10="urn:schemas-microsoft-com:office:word" xmlns:w="http://schemas.openxmlformats.org/wordprocessingml/2006/main" xmlns:w14="http://schemas.microsoft.com/office/word/2010/wordml" xmlns:w15="http://schemas.microsoft.com/office/word/2012/wordml" xmlns:w16cid="http://schemas.microsoft.com/office/word/2016/wordml/cid" xmlns:w16se="http://schemas.microsoft.com/office/word/2015/wordml/symex" xmlns:wpg="http://schemas.microsoft.com/office/word/2010/wordprocessingGroup" xmlns:wpi="http://schemas.microsoft.com/office/word/2010/wordprocessingInk" xmlns:wne="http://schemas.microsoft.com/office/word/2006/wordml" xmlns:wps="http://schemas.microsoft.com/office/word/2010/wordprocessingShape" mc:Ignorable="w14 w15 w16se w16cid wp14">
   <w:body>
-    <w:p>
-      <w:pPr>
-        <w:jc w:val="right"/>
-        <w:rPr>
-          <w:rFonts w:ascii="Lucida Sans" w:hAnsi="Lucida Sans"/>
-          <w:b/>
-          <w:sz w:val="28"/>
-          <w:szCs w:val="28"/>
-        </w:rPr>
-      </w:pPr>
-      <w:r>
-        <w:rPr>
-          <w:rFonts w:ascii="Lucida Sans" w:hAnsi="Lucida Sans"/>
-          <w:b/>
-          <w:sz w:val="28"/>
-          <w:szCs w:val="28"/>
-        </w:rPr>
-        <w:t>INDERPREET SINGH</w:t>
-      </w:r>
-    </w:p>
-    <w:p>
-      <w:pPr>
-        <w:jc w:val="right"/>
-      </w:pPr>
-      <w:r>
-        <w:t>Brampton</w:t>
-      </w:r>
-      <w:r>
-        <w:t>,</w:t>
-      </w:r>
-      <w:bookmarkStart w:id="0" w:name="_GoBack"/>
-      <w:bookmarkEnd w:id="0"/>
-      <w:r>
-        <w:t xml:space="preserve"> Ontario, +1 416 543 0944</w:t>
-      </w:r>
-    </w:p>
-    <w:p>
-      <w:pPr>
-        <w:jc w:val="right"/>
-        <w:rPr>
-          <w:rFonts w:cstheme="minorHAnsi"/>
-        </w:rPr>
-      </w:pPr>
-      <w:r>
-        <w:t>Inderpreet.v1@gmail.com</w:t>
-      </w:r>
-      <w:r>
-        <w:t xml:space="preserve"> (</w:t>
-      </w:r>
-      <w:r>
-        <w:t>linkedin.com/in/</w:t>
-      </w:r>
-      <w:proofErr w:type="spellStart"/>
-      <w:r>
-        <w:t>Inderpreet</w:t>
-      </w:r>
-      <w:r>
-        <w:t>S</w:t>
-      </w:r>
-      <w:proofErr w:type="spellEnd"/>
-      <w:r>
-        <w:t>)</w:t>
-      </w:r>
-    </w:p>
+    <w:tbl>
+      <w:tblPr>
+        <w:tblStyle w:val="TableGrid"/>
+        <w:tblW w:w="0" w:type="auto"/>
+        <w:tblBorders>
+          <w:top w:val="none" w:sz="0" w:space="0" w:color="auto"/>
+          <w:left w:val="none" w:sz="0" w:space="0" w:color="auto"/>
+          <w:bottom w:val="none" w:sz="0" w:space="0" w:color="auto"/>
+          <w:right w:val="none" w:sz="0" w:space="0" w:color="auto"/>
+          <w:insideH w:val="none" w:sz="0" w:space="0" w:color="auto"/>
+          <w:insideV w:val="none" w:sz="0" w:space="0" w:color="auto"/>
+        </w:tblBorders>
+        <w:tblLook w:val="04A0" w:firstRow="1" w:lastRow="0" w:firstColumn="1" w:lastColumn="0" w:noHBand="0" w:noVBand="1"/>
+      </w:tblPr>
+      <w:tblGrid>
+        <w:gridCol w:w="4788"/>
+        <w:gridCol w:w="4788"/>
+      </w:tblGrid>
+      <w:tr>
+        <w:tc>
+          <w:tcPr>
+            <w:tcW w:w="4788" w:type="dxa"/>
+          </w:tcPr>
+          <w:p>
+            <w:pPr>
+              <w:rPr>
+                <w:rFonts w:ascii="Lucida Sans" w:hAnsi="Lucida Sans"/>
+                <w:b/>
+                <w:sz w:val="28"/>
+                <w:szCs w:val="28"/>
+              </w:rPr>
+            </w:pPr>
+            <w:r>
+              <w:rPr>
+                <w:rFonts w:ascii="Lucida Sans" w:hAnsi="Lucida Sans"/>
+                <w:b/>
+                <w:sz w:val="28"/>
+                <w:szCs w:val="28"/>
+              </w:rPr>
+              <w:t>INDERPREET SINGH</w:t>
+            </w:r>
+          </w:p>
+        </w:tc>
+        <w:tc>
+          <w:tcPr>
+            <w:tcW w:w="4788" w:type="dxa"/>
+          </w:tcPr>
+          <w:p>
+            <w:pPr>
+              <w:jc w:val="right"/>
+            </w:pPr>
+            <w:r>
+              <w:t>Brampton, Ontario, +1 416 543 0944</w:t>
+            </w:r>
+          </w:p>
+          <w:p>
+            <w:pPr>
+              <w:jc w:val="right"/>
+              <w:rPr>
+                <w:rFonts w:cstheme="minorHAnsi"/>
+              </w:rPr>
+            </w:pPr>
+            <w:r>
+              <w:t>Inderpreet.v1@gmail.com (linkedin.com/in/</w:t>
+            </w:r>
+            <w:proofErr w:type="spellStart"/>
+            <w:r>
+              <w:t>InderpreetS</w:t>
+            </w:r>
+            <w:proofErr w:type="spellEnd"/>
+            <w:r>
+              <w:t>)</w:t>
+            </w:r>
+          </w:p>
+        </w:tc>
+      </w:tr>
+    </w:tbl>
     <w:p>
       <w:pPr>
         <w:pBdr>
@@ -78,6 +91,8 @@
           <w:szCs w:val="24"/>
         </w:rPr>
       </w:pPr>
+      <w:bookmarkStart w:id="0" w:name="_GoBack"/>
+      <w:bookmarkEnd w:id="0"/>
       <w:r>
         <w:rPr>
           <w:rFonts w:cstheme="minorHAnsi"/>
@@ -96,16 +111,25 @@
         <w:t xml:space="preserve">Skilled Engineering Professional with </w:t>
       </w:r>
       <w:r>
-        <w:t>over 8 years of experience in architecture, design</w:t>
+        <w:t xml:space="preserve">a Masters in Engineering and </w:t>
+      </w:r>
+      <w:r>
+        <w:t>8</w:t>
+      </w:r>
+      <w:r>
+        <w:t>+</w:t>
+      </w:r>
+      <w:r>
+        <w:t xml:space="preserve"> years of experience in design</w:t>
       </w:r>
       <w:r>
         <w:t>ing</w:t>
       </w:r>
       <w:r>
-        <w:t>, analy</w:t>
-      </w:r>
-      <w:r>
-        <w:t>zing</w:t>
+        <w:t xml:space="preserve">, </w:t>
+      </w:r>
+      <w:r>
+        <w:t>testing</w:t>
       </w:r>
       <w:r>
         <w:t xml:space="preserve"> and deploy</w:t>
@@ -114,9 +138,8 @@
         <w:t>ing</w:t>
       </w:r>
       <w:r>
-        <w:t xml:space="preserve"> of Embedded Firmware and Hardware. </w:t>
-      </w:r>
-      <w:proofErr w:type="gramStart"/>
+        <w:t xml:space="preserve"> Embedded Firmware and Hardware. </w:t>
+      </w:r>
       <w:r>
         <w:t>E</w:t>
       </w:r>
@@ -124,25 +147,19 @@
         <w:t>xpertise in rapid prototyping with 8-bit and 32-bit microcontroller</w:t>
       </w:r>
       <w:r>
-        <w:t>s and a proven track record of success.</w:t>
-      </w:r>
-      <w:proofErr w:type="gramEnd"/>
-      <w:r>
-        <w:t xml:space="preserve"> </w:t>
-      </w:r>
-      <w:proofErr w:type="gramStart"/>
-      <w:r>
-        <w:t xml:space="preserve">Strong technical </w:t>
+        <w:t xml:space="preserve">s and </w:t>
+      </w:r>
+      <w:r>
+        <w:t>interfacing</w:t>
+      </w:r>
+      <w:r>
+        <w:t xml:space="preserve">. Strong technical </w:t>
       </w:r>
       <w:r>
         <w:t xml:space="preserve">and methodological </w:t>
       </w:r>
       <w:r>
-        <w:t>aptitude and background in hardware bring-up and integration.</w:t>
-      </w:r>
-      <w:proofErr w:type="gramEnd"/>
-      <w:r>
-        <w:t xml:space="preserve"> </w:t>
+        <w:t xml:space="preserve">aptitude and background in hardware bring-up and integration. </w:t>
       </w:r>
       <w:r>
         <w:t>Team player with excellent written and verbal communication skills with the ability to reduce development costs and within scheduled timelines.</w:t>
@@ -219,6 +236,26 @@
                 <w:rFonts w:cstheme="minorHAnsi"/>
               </w:rPr>
               <w:t>Embedded Firmware &amp; Hardware</w:t>
+            </w:r>
+          </w:p>
+          <w:p>
+            <w:pPr>
+              <w:pStyle w:val="ListParagraph"/>
+              <w:numPr>
+                <w:ilvl w:val="0"/>
+                <w:numId w:val="14"/>
+              </w:numPr>
+              <w:ind w:left="426"/>
+              <w:jc w:val="both"/>
+              <w:rPr>
+                <w:rFonts w:cstheme="minorHAnsi"/>
+              </w:rPr>
+            </w:pPr>
+            <w:r>
+              <w:rPr>
+                <w:rFonts w:cstheme="minorHAnsi"/>
+              </w:rPr>
+              <w:t>Rapid Prototyping and Cost Reduction</w:t>
             </w:r>
           </w:p>
           <w:p>
@@ -305,6 +342,12 @@
               </w:rPr>
               <w:t>Professional Writing</w:t>
             </w:r>
+            <w:r>
+              <w:rPr>
+                <w:rFonts w:cstheme="minorHAnsi"/>
+              </w:rPr>
+              <w:t xml:space="preserve"> Skills</w:t>
+            </w:r>
           </w:p>
           <w:p>
             <w:pPr>
@@ -323,7 +366,47 @@
               <w:rPr>
                 <w:rFonts w:cstheme="minorHAnsi"/>
               </w:rPr>
-              <w:t>Internet Of Things</w:t>
+              <w:t xml:space="preserve">Internet </w:t>
+            </w:r>
+            <w:proofErr w:type="gramStart"/>
+            <w:r>
+              <w:rPr>
+                <w:rFonts w:cstheme="minorHAnsi"/>
+              </w:rPr>
+              <w:t>Of</w:t>
+            </w:r>
+            <w:proofErr w:type="gramEnd"/>
+            <w:r>
+              <w:rPr>
+                <w:rFonts w:cstheme="minorHAnsi"/>
+              </w:rPr>
+              <w:t xml:space="preserve"> Things</w:t>
+            </w:r>
+            <w:r>
+              <w:rPr>
+                <w:rFonts w:cstheme="minorHAnsi"/>
+              </w:rPr>
+              <w:t xml:space="preserve"> and Network Protocols</w:t>
+            </w:r>
+          </w:p>
+          <w:p>
+            <w:pPr>
+              <w:pStyle w:val="ListParagraph"/>
+              <w:numPr>
+                <w:ilvl w:val="0"/>
+                <w:numId w:val="14"/>
+              </w:numPr>
+              <w:ind w:left="426"/>
+              <w:jc w:val="both"/>
+              <w:rPr>
+                <w:rFonts w:cstheme="minorHAnsi"/>
+              </w:rPr>
+            </w:pPr>
+            <w:r>
+              <w:rPr>
+                <w:rFonts w:cstheme="minorHAnsi"/>
+              </w:rPr>
+              <w:t>Requirement Analysis</w:t>
             </w:r>
           </w:p>
         </w:tc>
@@ -384,262 +467,166 @@
         <w:t>Python</w:t>
       </w:r>
       <w:r>
-        <w:t xml:space="preserve">, </w:t>
+        <w:t xml:space="preserve">, NodeJS, </w:t>
       </w:r>
       <w:proofErr w:type="spellStart"/>
       <w:r>
-        <w:t>NodeJS</w:t>
+        <w:t>VerilogHDL</w:t>
       </w:r>
       <w:proofErr w:type="spellEnd"/>
       <w:r>
-        <w:t xml:space="preserve">, </w:t>
+        <w:t>, BASH Scripting</w:t>
+      </w:r>
+      <w:r>
+        <w:t>, HTML/CSS/JS</w:t>
+      </w:r>
+    </w:p>
+    <w:p>
+      <w:pPr>
+        <w:rPr>
+          <w:b/>
+        </w:rPr>
+      </w:pPr>
+    </w:p>
+    <w:p>
+      <w:pPr>
+        <w:rPr>
+          <w:b/>
+        </w:rPr>
+      </w:pPr>
+      <w:r>
+        <w:rPr>
+          <w:b/>
+        </w:rPr>
+        <w:t>Board Bring</w:t>
+      </w:r>
+      <w:r>
+        <w:rPr>
+          <w:b/>
+        </w:rPr>
+        <w:t>-</w:t>
+      </w:r>
+      <w:r>
+        <w:rPr>
+          <w:b/>
+        </w:rPr>
+        <w:t>up</w:t>
+      </w:r>
+      <w:r>
+        <w:rPr>
+          <w:b/>
+        </w:rPr>
+        <w:t xml:space="preserve"> and Simulation</w:t>
+      </w:r>
+    </w:p>
+    <w:p>
+      <w:r>
+        <w:t xml:space="preserve">Autodesk Eagle, </w:t>
       </w:r>
       <w:proofErr w:type="spellStart"/>
       <w:r>
-        <w:t>VerilogHDL</w:t>
+        <w:t>KiCAD</w:t>
       </w:r>
       <w:proofErr w:type="spellEnd"/>
       <w:r>
-        <w:t>, BASH Scripting</w:t>
-      </w:r>
-      <w:r>
-        <w:t>, HTML/CSS/JS</w:t>
-      </w:r>
-    </w:p>
-    <w:p>
-      <w:pPr>
-        <w:rPr>
-          <w:b/>
-        </w:rPr>
-      </w:pPr>
-    </w:p>
-    <w:p>
-      <w:pPr>
-        <w:rPr>
-          <w:b/>
-        </w:rPr>
-      </w:pPr>
-      <w:r>
-        <w:rPr>
-          <w:b/>
-        </w:rPr>
-        <w:t>Board Bring</w:t>
-      </w:r>
-      <w:r>
-        <w:rPr>
-          <w:b/>
-        </w:rPr>
-        <w:t>-</w:t>
-      </w:r>
-      <w:r>
-        <w:rPr>
-          <w:b/>
-        </w:rPr>
-        <w:t>up</w:t>
-      </w:r>
-      <w:r>
-        <w:rPr>
-          <w:b/>
-        </w:rPr>
-        <w:t xml:space="preserve"> and Simulation</w:t>
-      </w:r>
-    </w:p>
-    <w:p>
-      <w:r>
-        <w:t xml:space="preserve">Autodesk Eagle, </w:t>
+        <w:t>, Cadence OrCAD, LT Spice, Autodesk Fusion 360</w:t>
+      </w:r>
+      <w:r>
+        <w:t>(3D Modelling)</w:t>
+      </w:r>
+    </w:p>
+    <w:p>
+      <w:pPr>
+        <w:rPr>
+          <w:b/>
+        </w:rPr>
+      </w:pPr>
+    </w:p>
+    <w:p>
+      <w:pPr>
+        <w:rPr>
+          <w:b/>
+        </w:rPr>
+      </w:pPr>
+      <w:r>
+        <w:rPr>
+          <w:b/>
+        </w:rPr>
+        <w:t>Hardware</w:t>
+      </w:r>
+    </w:p>
+    <w:p>
+      <w:r>
+        <w:t>ARM Cortex M0, M3, M4, AVR, MSP430, Intel x86 - IoT 2020, SiLabs 8051, TI CC3200, ESP8266, Raspberry Pi</w:t>
+      </w:r>
+    </w:p>
+    <w:p>
+      <w:pPr>
+        <w:rPr>
+          <w:b/>
+        </w:rPr>
+      </w:pPr>
+    </w:p>
+    <w:p>
+      <w:pPr>
+        <w:rPr>
+          <w:b/>
+        </w:rPr>
+      </w:pPr>
+      <w:r>
+        <w:rPr>
+          <w:b/>
+        </w:rPr>
+        <w:t>Protocols</w:t>
+      </w:r>
+    </w:p>
+    <w:p>
+      <w:r>
+        <w:t xml:space="preserve">I2C, SPI, UART, TCP/IP, MQTT, Bluetooth, RF Communication, Custom Protocol Stacks for POSIX and </w:t>
+      </w:r>
+      <w:r>
+        <w:t>Embedded Systems</w:t>
+      </w:r>
+    </w:p>
+    <w:p>
+      <w:pPr>
+        <w:rPr>
+          <w:b/>
+        </w:rPr>
+      </w:pPr>
+    </w:p>
+    <w:p>
+      <w:pPr>
+        <w:rPr>
+          <w:b/>
+        </w:rPr>
+      </w:pPr>
+      <w:r>
+        <w:rPr>
+          <w:b/>
+        </w:rPr>
+        <w:t>Software Tools and OS</w:t>
+      </w:r>
+    </w:p>
+    <w:p>
+      <w:proofErr w:type="gramStart"/>
+      <w:r>
+        <w:t>Linux(</w:t>
+      </w:r>
+      <w:proofErr w:type="gramEnd"/>
+      <w:r>
+        <w:t>Kernel Modules and drivers, threads, Make), Git(</w:t>
       </w:r>
       <w:proofErr w:type="spellStart"/>
       <w:r>
-        <w:t>KiCAD</w:t>
+        <w:t>Github</w:t>
       </w:r>
       <w:proofErr w:type="spellEnd"/>
       <w:r>
-        <w:t xml:space="preserve">, Cadence </w:t>
-      </w:r>
-      <w:proofErr w:type="spellStart"/>
-      <w:r>
-        <w:t>OrCAD</w:t>
-      </w:r>
-      <w:proofErr w:type="spellEnd"/>
-      <w:r>
-        <w:t>, LT Spice, Autodesk Fusion 360</w:t>
-      </w:r>
-      <w:r>
-        <w:t>(3D Modelling)</w:t>
-      </w:r>
-    </w:p>
-    <w:p>
-      <w:pPr>
-        <w:rPr>
-          <w:b/>
-        </w:rPr>
-      </w:pPr>
-    </w:p>
-    <w:p>
-      <w:pPr>
-        <w:rPr>
-          <w:b/>
-        </w:rPr>
-      </w:pPr>
-      <w:r>
-        <w:rPr>
-          <w:b/>
-        </w:rPr>
-        <w:t>Hardware</w:t>
-      </w:r>
-    </w:p>
-    <w:p>
-      <w:r>
-        <w:t xml:space="preserve">ARM Cortex M0, M3, M4, AVR, MSP430, Intel x86 - </w:t>
-      </w:r>
-      <w:proofErr w:type="spellStart"/>
-      <w:r>
-        <w:t>IoT</w:t>
-      </w:r>
-      <w:proofErr w:type="spellEnd"/>
-      <w:r>
-        <w:t xml:space="preserve"> 2020, </w:t>
-      </w:r>
-      <w:proofErr w:type="spellStart"/>
-      <w:r>
-        <w:t>SiLabs</w:t>
-      </w:r>
-      <w:proofErr w:type="spellEnd"/>
-      <w:r>
-        <w:t xml:space="preserve"> 8051, TI CC3200, ESP8266, </w:t>
-      </w:r>
-      <w:proofErr w:type="gramStart"/>
-      <w:r>
-        <w:t>Raspberry</w:t>
-      </w:r>
-      <w:proofErr w:type="gramEnd"/>
-      <w:r>
-        <w:t xml:space="preserve"> Pi</w:t>
-      </w:r>
-    </w:p>
-    <w:p>
-      <w:pPr>
-        <w:rPr>
-          <w:b/>
-        </w:rPr>
-      </w:pPr>
-    </w:p>
-    <w:p>
-      <w:pPr>
-        <w:rPr>
-          <w:b/>
-        </w:rPr>
-      </w:pPr>
-      <w:r>
-        <w:rPr>
-          <w:b/>
-        </w:rPr>
-        <w:t>Protocols</w:t>
-      </w:r>
-    </w:p>
-    <w:p>
-      <w:r>
-        <w:t xml:space="preserve">I2C, SPI, UART, TCP/IP, MQTT, Bluetooth, RF Communication, Custom Protocol Stacks for POSIX and </w:t>
-      </w:r>
-      <w:r>
-        <w:t>Embedded Systems</w:t>
-      </w:r>
-    </w:p>
-    <w:p>
-      <w:pPr>
-        <w:rPr>
-          <w:b/>
-        </w:rPr>
-      </w:pPr>
-    </w:p>
-    <w:p>
-      <w:pPr>
-        <w:rPr>
-          <w:b/>
-        </w:rPr>
-      </w:pPr>
-      <w:r>
-        <w:rPr>
-          <w:b/>
-        </w:rPr>
-        <w:t>Software Tools and OS</w:t>
-      </w:r>
-    </w:p>
-    <w:p>
-      <w:r>
-        <w:t xml:space="preserve">Spring Boot, Eclipse, </w:t>
-      </w:r>
-      <w:proofErr w:type="spellStart"/>
-      <w:r>
-        <w:t>IntelliJ</w:t>
-      </w:r>
-      <w:proofErr w:type="spellEnd"/>
-      <w:r>
-        <w:t xml:space="preserve">, Visual Studio Code, Microsoft Office, Android Studio, </w:t>
-      </w:r>
-      <w:proofErr w:type="spellStart"/>
-      <w:r>
-        <w:t>NodeRed</w:t>
-      </w:r>
-      <w:proofErr w:type="spellEnd"/>
-      <w:r>
-        <w:t xml:space="preserve">, </w:t>
-      </w:r>
-      <w:proofErr w:type="spellStart"/>
-      <w:r>
-        <w:t>LabView</w:t>
-      </w:r>
-      <w:proofErr w:type="spellEnd"/>
-      <w:r>
-        <w:t xml:space="preserve">, </w:t>
-      </w:r>
-      <w:proofErr w:type="gramStart"/>
-      <w:r>
-        <w:t>Linux(</w:t>
-      </w:r>
-      <w:proofErr w:type="gramEnd"/>
-      <w:r>
-        <w:t xml:space="preserve">Kernel Modules and drivers, threads, Make), </w:t>
-      </w:r>
-      <w:proofErr w:type="spellStart"/>
-      <w:r>
-        <w:t>Git</w:t>
-      </w:r>
-      <w:proofErr w:type="spellEnd"/>
-      <w:r>
-        <w:t>(</w:t>
-      </w:r>
-      <w:proofErr w:type="spellStart"/>
-      <w:r>
-        <w:t>Github</w:t>
-      </w:r>
-      <w:proofErr w:type="spellEnd"/>
-      <w:r>
-        <w:t xml:space="preserve"> and </w:t>
-      </w:r>
-      <w:proofErr w:type="spellStart"/>
-      <w:r>
-        <w:t>Gitlab</w:t>
-      </w:r>
-      <w:proofErr w:type="spellEnd"/>
-      <w:r>
-        <w:t xml:space="preserve">), </w:t>
-      </w:r>
-      <w:proofErr w:type="spellStart"/>
-      <w:r>
-        <w:t>Jira</w:t>
-      </w:r>
-      <w:proofErr w:type="spellEnd"/>
-      <w:r>
-        <w:t xml:space="preserve"> Software, Asana, </w:t>
-      </w:r>
-      <w:proofErr w:type="spellStart"/>
-      <w:r>
-        <w:t>Trello</w:t>
-      </w:r>
-      <w:proofErr w:type="spellEnd"/>
-      <w:r>
-        <w:t>, Sl</w:t>
+        <w:t xml:space="preserve"> and Gitlab), IntelliJ IDEA , </w:t>
+      </w:r>
+      <w:r>
+        <w:t>Spring Boot, Eclipse, Visual Studio Code, Microsoft Office, Android Studio, LabView, Jira Software, Asana, Trello, Sl</w:t>
       </w:r>
       <w:r>
         <w:t>ack, Google Suite</w:t>
@@ -810,19 +797,11 @@
           <w:i/>
         </w:rPr>
       </w:pPr>
-      <w:proofErr w:type="spellStart"/>
-      <w:r>
-        <w:rPr>
-          <w:b/>
-        </w:rPr>
-        <w:t>Rajdeep</w:t>
-      </w:r>
-      <w:proofErr w:type="spellEnd"/>
-      <w:r>
-        <w:rPr>
-          <w:b/>
-        </w:rPr>
-        <w:t xml:space="preserve"> Info Techno Pvt. Ltd, India</w:t>
+      <w:r>
+        <w:rPr>
+          <w:b/>
+        </w:rPr>
+        <w:t>Rajdeep Info Techno Pvt. Ltd, India</w:t>
       </w:r>
       <w:r>
         <w:rPr>
@@ -915,21 +894,12 @@
         </w:rPr>
         <w:t xml:space="preserve"> </w:t>
       </w:r>
-      <w:proofErr w:type="gramStart"/>
-      <w:r>
-        <w:rPr>
-          <w:rFonts w:cstheme="minorHAnsi"/>
-          <w:b/>
-        </w:rPr>
-        <w:t>July,</w:t>
-      </w:r>
-      <w:proofErr w:type="gramEnd"/>
-      <w:r>
-        <w:rPr>
-          <w:rFonts w:cstheme="minorHAnsi"/>
-          <w:b/>
-        </w:rPr>
-        <w:t xml:space="preserve"> </w:t>
+      <w:r>
+        <w:rPr>
+          <w:rFonts w:cstheme="minorHAnsi"/>
+          <w:b/>
+        </w:rPr>
+        <w:t xml:space="preserve">July, </w:t>
       </w:r>
       <w:r>
         <w:rPr>
@@ -960,13 +930,25 @@
         <w:rPr>
           <w:rFonts w:cstheme="minorHAnsi"/>
         </w:rPr>
-        <w:t>Responsible for designing hardware and firmware including component selection for new products</w:t>
-      </w:r>
-      <w:r>
-        <w:rPr>
-          <w:rFonts w:cstheme="minorHAnsi"/>
-        </w:rPr>
-        <w:t xml:space="preserve">. </w:t>
+        <w:t xml:space="preserve">Responsible for </w:t>
+      </w:r>
+      <w:r>
+        <w:rPr>
+          <w:rFonts w:cstheme="minorHAnsi"/>
+        </w:rPr>
+        <w:t xml:space="preserve">converting user requirements and </w:t>
+      </w:r>
+      <w:r>
+        <w:rPr>
+          <w:rFonts w:cstheme="minorHAnsi"/>
+        </w:rPr>
+        <w:t>designing hardware and firmware including component selection for new products</w:t>
+      </w:r>
+      <w:r>
+        <w:rPr>
+          <w:rFonts w:cstheme="minorHAnsi"/>
+        </w:rPr>
+        <w:t>.</w:t>
       </w:r>
     </w:p>
     <w:p>
@@ -983,6 +965,7 @@
         <w:rPr>
           <w:rFonts w:cstheme="minorHAnsi"/>
         </w:rPr>
+        <w:lastRenderedPageBreak/>
         <w:t xml:space="preserve">Board Bring-up: </w:t>
       </w:r>
       <w:r>
@@ -1054,14 +1037,25 @@
         <w:rPr>
           <w:rFonts w:cstheme="minorHAnsi"/>
         </w:rPr>
-        <w:lastRenderedPageBreak/>
         <w:t>Firmware: Writing mission critical firmware and protoc</w:t>
       </w:r>
       <w:r>
         <w:rPr>
           <w:rFonts w:cstheme="minorHAnsi"/>
         </w:rPr>
-        <w:t>ol stacks for microcontrollers and Linux.</w:t>
+        <w:t>ol</w:t>
+      </w:r>
+      <w:r>
+        <w:rPr>
+          <w:rFonts w:cstheme="minorHAnsi"/>
+        </w:rPr>
+        <w:t xml:space="preserve">s </w:t>
+      </w:r>
+      <w:r>
+        <w:rPr>
+          <w:rFonts w:cstheme="minorHAnsi"/>
+        </w:rPr>
+        <w:t>for microcontrollers and Linux.</w:t>
       </w:r>
     </w:p>
     <w:p>
@@ -1614,21 +1608,12 @@
         <w:tab/>
         <w:t xml:space="preserve">    </w:t>
       </w:r>
-      <w:proofErr w:type="gramStart"/>
-      <w:r>
-        <w:rPr>
-          <w:rFonts w:cstheme="minorHAnsi"/>
-          <w:b/>
-        </w:rPr>
-        <w:t>January,</w:t>
-      </w:r>
-      <w:proofErr w:type="gramEnd"/>
-      <w:r>
-        <w:rPr>
-          <w:rFonts w:cstheme="minorHAnsi"/>
-          <w:b/>
-        </w:rPr>
-        <w:t xml:space="preserve"> </w:t>
+      <w:r>
+        <w:rPr>
+          <w:rFonts w:cstheme="minorHAnsi"/>
+          <w:b/>
+        </w:rPr>
+        <w:t xml:space="preserve">January, </w:t>
       </w:r>
       <w:r>
         <w:rPr>
@@ -1694,35 +1679,7 @@
         <w:rPr>
           <w:rFonts w:cstheme="minorHAnsi"/>
         </w:rPr>
-        <w:t xml:space="preserve"> and C++ using Altera </w:t>
-      </w:r>
-      <w:proofErr w:type="spellStart"/>
-      <w:r>
-        <w:rPr>
-          <w:rFonts w:cstheme="minorHAnsi"/>
-        </w:rPr>
-        <w:t>Quartus</w:t>
-      </w:r>
-      <w:proofErr w:type="spellEnd"/>
-      <w:r>
-        <w:rPr>
-          <w:rFonts w:cstheme="minorHAnsi"/>
-        </w:rPr>
-        <w:t xml:space="preserve"> II and NIOS II </w:t>
-      </w:r>
-      <w:proofErr w:type="spellStart"/>
-      <w:r>
-        <w:rPr>
-          <w:rFonts w:cstheme="minorHAnsi"/>
-        </w:rPr>
-        <w:t>Softcore</w:t>
-      </w:r>
-      <w:proofErr w:type="spellEnd"/>
-      <w:r>
-        <w:rPr>
-          <w:rFonts w:cstheme="minorHAnsi"/>
-        </w:rPr>
-        <w:t xml:space="preserve"> Processor</w:t>
+        <w:t xml:space="preserve"> and C++ using Altera Quartus II and NIOS II Softcore Processor</w:t>
       </w:r>
     </w:p>
     <w:p>
@@ -2138,23 +2095,7 @@
           <w:rFonts w:cstheme="minorHAnsi"/>
           <w:i/>
         </w:rPr>
-        <w:t xml:space="preserve">Guru Nanak </w:t>
-      </w:r>
-      <w:proofErr w:type="spellStart"/>
-      <w:r>
-        <w:rPr>
-          <w:rFonts w:cstheme="minorHAnsi"/>
-          <w:i/>
-        </w:rPr>
-        <w:t>Dev</w:t>
-      </w:r>
-      <w:proofErr w:type="spellEnd"/>
-      <w:r>
-        <w:rPr>
-          <w:rFonts w:cstheme="minorHAnsi"/>
-          <w:i/>
-        </w:rPr>
-        <w:t xml:space="preserve"> University, India</w:t>
+        <w:t>Guru Nanak Dev University, India</w:t>
       </w:r>
     </w:p>
     <w:p>
@@ -2471,17 +2412,43 @@
       </w:pPr>
     </w:p>
     <w:p>
-      <w:r>
-        <w:rPr>
-          <w:b/>
-        </w:rPr>
-        <w:tab/>
-      </w:r>
-      <w:r>
-        <w:rPr>
-          <w:b/>
-        </w:rPr>
-        <w:tab/>
+      <w:pPr>
+        <w:pBdr>
+          <w:bottom w:val="single" w:sz="12" w:space="1" w:color="auto"/>
+        </w:pBdr>
+        <w:tabs>
+          <w:tab w:val="left" w:pos="0"/>
+        </w:tabs>
+        <w:rPr>
+          <w:rFonts w:cs="David"/>
+          <w:b/>
+          <w:sz w:val="24"/>
+          <w:szCs w:val="24"/>
+        </w:rPr>
+      </w:pPr>
+      <w:r>
+        <w:rPr>
+          <w:rFonts w:cs="David"/>
+          <w:b/>
+          <w:sz w:val="24"/>
+          <w:szCs w:val="24"/>
+        </w:rPr>
+        <w:t>Projects</w:t>
+      </w:r>
+    </w:p>
+    <w:p>
+      <w:pPr>
+        <w:pStyle w:val="ListParagraph"/>
+        <w:numPr>
+          <w:ilvl w:val="0"/>
+          <w:numId w:val="12"/>
+        </w:numPr>
+      </w:pPr>
+      <w:r>
+        <w:t xml:space="preserve">Project Documentation is </w:t>
+      </w:r>
+      <w:r>
+        <w:t>Available Online at https://inderpreet.github.io/index5.html</w:t>
       </w:r>
     </w:p>
     <w:sectPr>
@@ -2495,7 +2462,7 @@
 </file>
 
 <file path=word/endnotes.xml><?xml version="1.0" encoding="utf-8"?>
-<w:endnotes xmlns:wpc="http://schemas.microsoft.com/office/word/2010/wordprocessingCanvas" xmlns:mo="http://schemas.microsoft.com/office/mac/office/2008/main" xmlns:mc="http://schemas.openxmlformats.org/markup-compatibility/2006" xmlns:mv="urn:schemas-microsoft-com:mac:vml" xmlns:o="urn:schemas-microsoft-com:office:office" xmlns:r="http://schemas.openxmlformats.org/officeDocument/2006/relationships" xmlns:m="http://schemas.openxmlformats.org/officeDocument/2006/math" xmlns:v="urn:schemas-microsoft-com:vml" xmlns:wp14="http://schemas.microsoft.com/office/word/2010/wordprocessingDrawing" xmlns:wp="http://schemas.openxmlformats.org/drawingml/2006/wordprocessingDrawing" xmlns:w10="urn:schemas-microsoft-com:office:word" xmlns:w="http://schemas.openxmlformats.org/wordprocessingml/2006/main" xmlns:w14="http://schemas.microsoft.com/office/word/2010/wordml" xmlns:wpg="http://schemas.microsoft.com/office/word/2010/wordprocessingGroup" xmlns:wpi="http://schemas.microsoft.com/office/word/2010/wordprocessingInk" xmlns:wne="http://schemas.microsoft.com/office/word/2006/wordml" xmlns:wps="http://schemas.microsoft.com/office/word/2010/wordprocessingShape" mc:Ignorable="w14 wp14">
+<w:endnotes xmlns:wpc="http://schemas.microsoft.com/office/word/2010/wordprocessingCanvas" xmlns:cx="http://schemas.microsoft.com/office/drawing/2014/chartex" xmlns:cx1="http://schemas.microsoft.com/office/drawing/2015/9/8/chartex" xmlns:cx2="http://schemas.microsoft.com/office/drawing/2015/10/21/chartex" xmlns:cx3="http://schemas.microsoft.com/office/drawing/2016/5/9/chartex" xmlns:cx4="http://schemas.microsoft.com/office/drawing/2016/5/10/chartex" xmlns:cx5="http://schemas.microsoft.com/office/drawing/2016/5/11/chartex" xmlns:cx6="http://schemas.microsoft.com/office/drawing/2016/5/12/chartex" xmlns:cx7="http://schemas.microsoft.com/office/drawing/2016/5/13/chartex" xmlns:cx8="http://schemas.microsoft.com/office/drawing/2016/5/14/chartex" xmlns:mc="http://schemas.openxmlformats.org/markup-compatibility/2006" xmlns:aink="http://schemas.microsoft.com/office/drawing/2016/ink" xmlns:am3d="http://schemas.microsoft.com/office/drawing/2017/model3d" xmlns:o="urn:schemas-microsoft-com:office:office" xmlns:r="http://schemas.openxmlformats.org/officeDocument/2006/relationships" xmlns:m="http://schemas.openxmlformats.org/officeDocument/2006/math" xmlns:v="urn:schemas-microsoft-com:vml" xmlns:wp14="http://schemas.microsoft.com/office/word/2010/wordprocessingDrawing" xmlns:wp="http://schemas.openxmlformats.org/drawingml/2006/wordprocessingDrawing" xmlns:w10="urn:schemas-microsoft-com:office:word" xmlns:w="http://schemas.openxmlformats.org/wordprocessingml/2006/main" xmlns:w14="http://schemas.microsoft.com/office/word/2010/wordml" xmlns:w15="http://schemas.microsoft.com/office/word/2012/wordml" xmlns:w16cid="http://schemas.microsoft.com/office/word/2016/wordml/cid" xmlns:w16se="http://schemas.microsoft.com/office/word/2015/wordml/symex" xmlns:wpg="http://schemas.microsoft.com/office/word/2010/wordprocessingGroup" xmlns:wpi="http://schemas.microsoft.com/office/word/2010/wordprocessingInk" xmlns:wne="http://schemas.microsoft.com/office/word/2006/wordml" xmlns:wps="http://schemas.microsoft.com/office/word/2010/wordprocessingShape" mc:Ignorable="w14 w15 w16se w16cid wp14">
   <w:endnote w:type="separator" w:id="-1">
     <w:p>
       <w:r>
@@ -2514,7 +2481,7 @@
 </file>
 
 <file path=word/footnotes.xml><?xml version="1.0" encoding="utf-8"?>
-<w:footnotes xmlns:wpc="http://schemas.microsoft.com/office/word/2010/wordprocessingCanvas" xmlns:mo="http://schemas.microsoft.com/office/mac/office/2008/main" xmlns:mc="http://schemas.openxmlformats.org/markup-compatibility/2006" xmlns:mv="urn:schemas-microsoft-com:mac:vml" xmlns:o="urn:schemas-microsoft-com:office:office" xmlns:r="http://schemas.openxmlformats.org/officeDocument/2006/relationships" xmlns:m="http://schemas.openxmlformats.org/officeDocument/2006/math" xmlns:v="urn:schemas-microsoft-com:vml" xmlns:wp14="http://schemas.microsoft.com/office/word/2010/wordprocessingDrawing" xmlns:wp="http://schemas.openxmlformats.org/drawingml/2006/wordprocessingDrawing" xmlns:w10="urn:schemas-microsoft-com:office:word" xmlns:w="http://schemas.openxmlformats.org/wordprocessingml/2006/main" xmlns:w14="http://schemas.microsoft.com/office/word/2010/wordml" xmlns:wpg="http://schemas.microsoft.com/office/word/2010/wordprocessingGroup" xmlns:wpi="http://schemas.microsoft.com/office/word/2010/wordprocessingInk" xmlns:wne="http://schemas.microsoft.com/office/word/2006/wordml" xmlns:wps="http://schemas.microsoft.com/office/word/2010/wordprocessingShape" mc:Ignorable="w14 wp14">
+<w:footnotes xmlns:wpc="http://schemas.microsoft.com/office/word/2010/wordprocessingCanvas" xmlns:cx="http://schemas.microsoft.com/office/drawing/2014/chartex" xmlns:cx1="http://schemas.microsoft.com/office/drawing/2015/9/8/chartex" xmlns:cx2="http://schemas.microsoft.com/office/drawing/2015/10/21/chartex" xmlns:cx3="http://schemas.microsoft.com/office/drawing/2016/5/9/chartex" xmlns:cx4="http://schemas.microsoft.com/office/drawing/2016/5/10/chartex" xmlns:cx5="http://schemas.microsoft.com/office/drawing/2016/5/11/chartex" xmlns:cx6="http://schemas.microsoft.com/office/drawing/2016/5/12/chartex" xmlns:cx7="http://schemas.microsoft.com/office/drawing/2016/5/13/chartex" xmlns:cx8="http://schemas.microsoft.com/office/drawing/2016/5/14/chartex" xmlns:mc="http://schemas.openxmlformats.org/markup-compatibility/2006" xmlns:aink="http://schemas.microsoft.com/office/drawing/2016/ink" xmlns:am3d="http://schemas.microsoft.com/office/drawing/2017/model3d" xmlns:o="urn:schemas-microsoft-com:office:office" xmlns:r="http://schemas.openxmlformats.org/officeDocument/2006/relationships" xmlns:m="http://schemas.openxmlformats.org/officeDocument/2006/math" xmlns:v="urn:schemas-microsoft-com:vml" xmlns:wp14="http://schemas.microsoft.com/office/word/2010/wordprocessingDrawing" xmlns:wp="http://schemas.openxmlformats.org/drawingml/2006/wordprocessingDrawing" xmlns:w10="urn:schemas-microsoft-com:office:word" xmlns:w="http://schemas.openxmlformats.org/wordprocessingml/2006/main" xmlns:w14="http://schemas.microsoft.com/office/word/2010/wordml" xmlns:w15="http://schemas.microsoft.com/office/word/2012/wordml" xmlns:w16cid="http://schemas.microsoft.com/office/word/2016/wordml/cid" xmlns:w16se="http://schemas.microsoft.com/office/word/2015/wordml/symex" xmlns:wpg="http://schemas.microsoft.com/office/word/2010/wordprocessingGroup" xmlns:wpi="http://schemas.microsoft.com/office/word/2010/wordprocessingInk" xmlns:wne="http://schemas.microsoft.com/office/word/2006/wordml" xmlns:wps="http://schemas.microsoft.com/office/word/2010/wordprocessingShape" mc:Ignorable="w14 w15 w16se w16cid wp14">
   <w:footnote w:type="separator" w:id="-1">
     <w:p>
       <w:r>
@@ -2533,8 +2500,8 @@
 </file>
 
 <file path=word/numbering.xml><?xml version="1.0" encoding="utf-8"?>
-<w:numbering xmlns:wpc="http://schemas.microsoft.com/office/word/2010/wordprocessingCanvas" xmlns:mo="http://schemas.microsoft.com/office/mac/office/2008/main" xmlns:mc="http://schemas.openxmlformats.org/markup-compatibility/2006" xmlns:mv="urn:schemas-microsoft-com:mac:vml" xmlns:o="urn:schemas-microsoft-com:office:office" xmlns:r="http://schemas.openxmlformats.org/officeDocument/2006/relationships" xmlns:m="http://schemas.openxmlformats.org/officeDocument/2006/math" xmlns:v="urn:schemas-microsoft-com:vml" xmlns:wp14="http://schemas.microsoft.com/office/word/2010/wordprocessingDrawing" xmlns:wp="http://schemas.openxmlformats.org/drawingml/2006/wordprocessingDrawing" xmlns:w10="urn:schemas-microsoft-com:office:word" xmlns:w="http://schemas.openxmlformats.org/wordprocessingml/2006/main" xmlns:w14="http://schemas.microsoft.com/office/word/2010/wordml" xmlns:wpg="http://schemas.microsoft.com/office/word/2010/wordprocessingGroup" xmlns:wpi="http://schemas.microsoft.com/office/word/2010/wordprocessingInk" xmlns:wne="http://schemas.microsoft.com/office/word/2006/wordml" xmlns:wps="http://schemas.microsoft.com/office/word/2010/wordprocessingShape" mc:Ignorable="w14 wp14">
-  <w:abstractNum w:abstractNumId="0">
+<w:numbering xmlns:wpc="http://schemas.microsoft.com/office/word/2010/wordprocessingCanvas" xmlns:cx="http://schemas.microsoft.com/office/drawing/2014/chartex" xmlns:cx1="http://schemas.microsoft.com/office/drawing/2015/9/8/chartex" xmlns:cx2="http://schemas.microsoft.com/office/drawing/2015/10/21/chartex" xmlns:cx3="http://schemas.microsoft.com/office/drawing/2016/5/9/chartex" xmlns:cx4="http://schemas.microsoft.com/office/drawing/2016/5/10/chartex" xmlns:cx5="http://schemas.microsoft.com/office/drawing/2016/5/11/chartex" xmlns:cx6="http://schemas.microsoft.com/office/drawing/2016/5/12/chartex" xmlns:cx7="http://schemas.microsoft.com/office/drawing/2016/5/13/chartex" xmlns:cx8="http://schemas.microsoft.com/office/drawing/2016/5/14/chartex" xmlns:mc="http://schemas.openxmlformats.org/markup-compatibility/2006" xmlns:aink="http://schemas.microsoft.com/office/drawing/2016/ink" xmlns:am3d="http://schemas.microsoft.com/office/drawing/2017/model3d" xmlns:o="urn:schemas-microsoft-com:office:office" xmlns:r="http://schemas.openxmlformats.org/officeDocument/2006/relationships" xmlns:m="http://schemas.openxmlformats.org/officeDocument/2006/math" xmlns:v="urn:schemas-microsoft-com:vml" xmlns:wp14="http://schemas.microsoft.com/office/word/2010/wordprocessingDrawing" xmlns:wp="http://schemas.openxmlformats.org/drawingml/2006/wordprocessingDrawing" xmlns:w10="urn:schemas-microsoft-com:office:word" xmlns:w="http://schemas.openxmlformats.org/wordprocessingml/2006/main" xmlns:w14="http://schemas.microsoft.com/office/word/2010/wordml" xmlns:w15="http://schemas.microsoft.com/office/word/2012/wordml" xmlns:w16cid="http://schemas.microsoft.com/office/word/2016/wordml/cid" xmlns:w16se="http://schemas.microsoft.com/office/word/2015/wordml/symex" xmlns:wpg="http://schemas.microsoft.com/office/word/2010/wordprocessingGroup" xmlns:wpi="http://schemas.microsoft.com/office/word/2010/wordprocessingInk" xmlns:wne="http://schemas.microsoft.com/office/word/2006/wordml" xmlns:wps="http://schemas.microsoft.com/office/word/2010/wordprocessingShape" mc:Ignorable="w14 w15 w16se w16cid wp14">
+  <w:abstractNum w:abstractNumId="0" w15:restartNumberingAfterBreak="0">
     <w:nsid w:val="13A83713"/>
     <w:multiLevelType w:val="hybridMultilevel"/>
     <w:tmpl w:val="16DC615A"/>
@@ -2647,10 +2614,10 @@
       </w:rPr>
     </w:lvl>
   </w:abstractNum>
-  <w:abstractNum w:abstractNumId="1">
+  <w:abstractNum w:abstractNumId="1" w15:restartNumberingAfterBreak="0">
     <w:nsid w:val="1CE81A3F"/>
     <w:multiLevelType w:val="hybridMultilevel"/>
-    <w:tmpl w:val="1188ECD2"/>
+    <w:tmpl w:val="B582C3C0"/>
     <w:lvl w:ilvl="0" w:tplc="40090001">
       <w:start w:val="1"/>
       <w:numFmt w:val="bullet"/>
@@ -2760,7 +2727,7 @@
       </w:rPr>
     </w:lvl>
   </w:abstractNum>
-  <w:abstractNum w:abstractNumId="2">
+  <w:abstractNum w:abstractNumId="2" w15:restartNumberingAfterBreak="0">
     <w:nsid w:val="21306E5C"/>
     <w:multiLevelType w:val="hybridMultilevel"/>
     <w:tmpl w:val="4220402A"/>
@@ -2873,7 +2840,7 @@
       </w:rPr>
     </w:lvl>
   </w:abstractNum>
-  <w:abstractNum w:abstractNumId="3">
+  <w:abstractNum w:abstractNumId="3" w15:restartNumberingAfterBreak="0">
     <w:nsid w:val="25514B65"/>
     <w:multiLevelType w:val="hybridMultilevel"/>
     <w:tmpl w:val="C4407FBE"/>
@@ -2986,7 +2953,7 @@
       </w:rPr>
     </w:lvl>
   </w:abstractNum>
-  <w:abstractNum w:abstractNumId="4">
+  <w:abstractNum w:abstractNumId="4" w15:restartNumberingAfterBreak="0">
     <w:nsid w:val="36BC7EDE"/>
     <w:multiLevelType w:val="multilevel"/>
     <w:tmpl w:val="10090025"/>
@@ -3073,7 +3040,7 @@
       </w:pPr>
     </w:lvl>
   </w:abstractNum>
-  <w:abstractNum w:abstractNumId="5">
+  <w:abstractNum w:abstractNumId="5" w15:restartNumberingAfterBreak="0">
     <w:nsid w:val="41761127"/>
     <w:multiLevelType w:val="hybridMultilevel"/>
     <w:tmpl w:val="7D0838C8"/>
@@ -3186,7 +3153,7 @@
       </w:rPr>
     </w:lvl>
   </w:abstractNum>
-  <w:abstractNum w:abstractNumId="6">
+  <w:abstractNum w:abstractNumId="6" w15:restartNumberingAfterBreak="0">
     <w:nsid w:val="44CB6A67"/>
     <w:multiLevelType w:val="hybridMultilevel"/>
     <w:tmpl w:val="5C72D560"/>
@@ -3299,7 +3266,7 @@
       </w:rPr>
     </w:lvl>
   </w:abstractNum>
-  <w:abstractNum w:abstractNumId="7">
+  <w:abstractNum w:abstractNumId="7" w15:restartNumberingAfterBreak="0">
     <w:nsid w:val="47E8475A"/>
     <w:multiLevelType w:val="hybridMultilevel"/>
     <w:tmpl w:val="AF6EC486"/>
@@ -3439,7 +3406,7 @@
       </w:rPr>
     </w:lvl>
   </w:abstractNum>
-  <w:abstractNum w:abstractNumId="8">
+  <w:abstractNum w:abstractNumId="8" w15:restartNumberingAfterBreak="0">
     <w:nsid w:val="58421EC0"/>
     <w:multiLevelType w:val="hybridMultilevel"/>
     <w:tmpl w:val="D41499B8"/>
@@ -3552,7 +3519,7 @@
       </w:rPr>
     </w:lvl>
   </w:abstractNum>
-  <w:abstractNum w:abstractNumId="9">
+  <w:abstractNum w:abstractNumId="9" w15:restartNumberingAfterBreak="0">
     <w:nsid w:val="5BEA5A2F"/>
     <w:multiLevelType w:val="hybridMultilevel"/>
     <w:tmpl w:val="827C2EE8"/>
@@ -3665,7 +3632,7 @@
       </w:rPr>
     </w:lvl>
   </w:abstractNum>
-  <w:abstractNum w:abstractNumId="10">
+  <w:abstractNum w:abstractNumId="10" w15:restartNumberingAfterBreak="0">
     <w:nsid w:val="5DF6721E"/>
     <w:multiLevelType w:val="hybridMultilevel"/>
     <w:tmpl w:val="EC307738"/>
@@ -3778,7 +3745,7 @@
       </w:rPr>
     </w:lvl>
   </w:abstractNum>
-  <w:abstractNum w:abstractNumId="11">
+  <w:abstractNum w:abstractNumId="11" w15:restartNumberingAfterBreak="0">
     <w:nsid w:val="5E145DAC"/>
     <w:multiLevelType w:val="hybridMultilevel"/>
     <w:tmpl w:val="4C9C514E"/>
@@ -3891,7 +3858,7 @@
       </w:rPr>
     </w:lvl>
   </w:abstractNum>
-  <w:abstractNum w:abstractNumId="12">
+  <w:abstractNum w:abstractNumId="12" w15:restartNumberingAfterBreak="0">
     <w:nsid w:val="6AB73250"/>
     <w:multiLevelType w:val="hybridMultilevel"/>
     <w:tmpl w:val="E0104F56"/>
@@ -4004,7 +3971,7 @@
       </w:rPr>
     </w:lvl>
   </w:abstractNum>
-  <w:abstractNum w:abstractNumId="13">
+  <w:abstractNum w:abstractNumId="13" w15:restartNumberingAfterBreak="0">
     <w:nsid w:val="6E672FB4"/>
     <w:multiLevelType w:val="hybridMultilevel"/>
     <w:tmpl w:val="7E60C36C"/>
@@ -4163,7 +4130,7 @@
 </file>
 
 <file path=word/styles.xml><?xml version="1.0" encoding="utf-8"?>
-<w:styles xmlns:mc="http://schemas.openxmlformats.org/markup-compatibility/2006" xmlns:r="http://schemas.openxmlformats.org/officeDocument/2006/relationships" xmlns:w="http://schemas.openxmlformats.org/wordprocessingml/2006/main" xmlns:w14="http://schemas.microsoft.com/office/word/2010/wordml" mc:Ignorable="w14">
+<w:styles xmlns:mc="http://schemas.openxmlformats.org/markup-compatibility/2006" xmlns:r="http://schemas.openxmlformats.org/officeDocument/2006/relationships" xmlns:w="http://schemas.openxmlformats.org/wordprocessingml/2006/main" xmlns:w14="http://schemas.microsoft.com/office/word/2010/wordml" xmlns:w15="http://schemas.microsoft.com/office/word/2012/wordml" xmlns:w16cid="http://schemas.microsoft.com/office/word/2016/wordml/cid" xmlns:w16se="http://schemas.microsoft.com/office/word/2015/wordml/symex" mc:Ignorable="w14 w15 w16se w16cid">
   <w:docDefaults>
     <w:rPrDefault>
       <w:rPr>
@@ -4175,153 +4142,373 @@
     </w:rPrDefault>
     <w:pPrDefault/>
   </w:docDefaults>
-  <w:latentStyles w:defLockedState="0" w:defUIPriority="99" w:defSemiHidden="1" w:defUnhideWhenUsed="1" w:defQFormat="0" w:count="276">
-    <w:lsdException w:name="Normal" w:semiHidden="0" w:uiPriority="0" w:unhideWhenUsed="0" w:qFormat="1"/>
-    <w:lsdException w:name="heading 1" w:semiHidden="0" w:uiPriority="9" w:unhideWhenUsed="0" w:qFormat="1"/>
-    <w:lsdException w:name="heading 2" w:uiPriority="9" w:qFormat="1"/>
-    <w:lsdException w:name="heading 3" w:uiPriority="9" w:qFormat="1"/>
-    <w:lsdException w:name="heading 4" w:uiPriority="9" w:qFormat="1"/>
-    <w:lsdException w:name="heading 5" w:uiPriority="9" w:qFormat="1"/>
-    <w:lsdException w:name="heading 6" w:uiPriority="9" w:qFormat="1"/>
-    <w:lsdException w:name="heading 7" w:uiPriority="9" w:qFormat="1"/>
-    <w:lsdException w:name="heading 8" w:uiPriority="9" w:qFormat="1"/>
-    <w:lsdException w:name="heading 9" w:uiPriority="9" w:qFormat="1"/>
-    <w:lsdException w:name="toc 1" w:uiPriority="39"/>
-    <w:lsdException w:name="toc 2" w:uiPriority="39"/>
-    <w:lsdException w:name="toc 3" w:uiPriority="39"/>
-    <w:lsdException w:name="toc 4" w:uiPriority="39"/>
-    <w:lsdException w:name="toc 5" w:uiPriority="39"/>
-    <w:lsdException w:name="toc 6" w:uiPriority="39"/>
-    <w:lsdException w:name="toc 7" w:uiPriority="39"/>
-    <w:lsdException w:name="toc 8" w:uiPriority="39"/>
-    <w:lsdException w:name="toc 9" w:uiPriority="39"/>
-    <w:lsdException w:name="caption" w:uiPriority="35" w:qFormat="1"/>
-    <w:lsdException w:name="Title" w:semiHidden="0" w:uiPriority="10" w:unhideWhenUsed="0" w:qFormat="1"/>
-    <w:lsdException w:name="Default Paragraph Font" w:uiPriority="1"/>
-    <w:lsdException w:name="Subtitle" w:semiHidden="0" w:uiPriority="11" w:unhideWhenUsed="0" w:qFormat="1"/>
-    <w:lsdException w:name="Strong" w:semiHidden="0" w:uiPriority="22" w:unhideWhenUsed="0" w:qFormat="1"/>
-    <w:lsdException w:name="Emphasis" w:semiHidden="0" w:uiPriority="20" w:unhideWhenUsed="0" w:qFormat="1"/>
-    <w:lsdException w:name="Table Grid" w:semiHidden="0" w:uiPriority="59" w:unhideWhenUsed="0"/>
-    <w:lsdException w:name="Note Level 1" w:semiHidden="0" w:unhideWhenUsed="0"/>
-    <w:lsdException w:name="Note Level 2" w:semiHidden="0" w:unhideWhenUsed="0"/>
-    <w:lsdException w:name="Note Level 3" w:semiHidden="0" w:unhideWhenUsed="0"/>
-    <w:lsdException w:name="Note Level 4" w:semiHidden="0" w:unhideWhenUsed="0"/>
-    <w:lsdException w:name="Note Level 5" w:semiHidden="0" w:unhideWhenUsed="0"/>
-    <w:lsdException w:name="Note Level 6" w:semiHidden="0" w:unhideWhenUsed="0"/>
-    <w:lsdException w:name="Note Level 7" w:semiHidden="0" w:unhideWhenUsed="0"/>
-    <w:lsdException w:name="Note Level 8" w:semiHidden="0" w:unhideWhenUsed="0"/>
-    <w:lsdException w:name="Note Level 9" w:semiHidden="0" w:unhideWhenUsed="0"/>
-    <w:lsdException w:name="Placeholder Text" w:unhideWhenUsed="0"/>
-    <w:lsdException w:name="No Spacing" w:semiHidden="0" w:uiPriority="1" w:unhideWhenUsed="0" w:qFormat="1"/>
-    <w:lsdException w:name="Light Shading" w:semiHidden="0" w:uiPriority="60" w:unhideWhenUsed="0"/>
-    <w:lsdException w:name="Light List" w:semiHidden="0" w:uiPriority="61" w:unhideWhenUsed="0"/>
-    <w:lsdException w:name="Light Grid" w:semiHidden="0" w:uiPriority="62" w:unhideWhenUsed="0"/>
-    <w:lsdException w:name="Medium Shading 1" w:semiHidden="0" w:uiPriority="63" w:unhideWhenUsed="0"/>
-    <w:lsdException w:name="Medium Shading 2" w:semiHidden="0" w:uiPriority="64" w:unhideWhenUsed="0"/>
-    <w:lsdException w:name="Medium List 1" w:semiHidden="0" w:uiPriority="65" w:unhideWhenUsed="0"/>
-    <w:lsdException w:name="Medium List 2" w:semiHidden="0" w:uiPriority="66" w:unhideWhenUsed="0"/>
-    <w:lsdException w:name="Medium Grid 1" w:semiHidden="0" w:uiPriority="67" w:unhideWhenUsed="0"/>
-    <w:lsdException w:name="Medium Grid 2" w:semiHidden="0" w:uiPriority="68" w:unhideWhenUsed="0"/>
-    <w:lsdException w:name="Medium Grid 3" w:semiHidden="0" w:uiPriority="69" w:unhideWhenUsed="0"/>
-    <w:lsdException w:name="Dark List" w:semiHidden="0" w:uiPriority="70" w:unhideWhenUsed="0"/>
-    <w:lsdException w:name="Colorful Shading" w:semiHidden="0" w:uiPriority="71" w:unhideWhenUsed="0"/>
-    <w:lsdException w:name="Colorful List" w:semiHidden="0" w:uiPriority="72" w:unhideWhenUsed="0"/>
-    <w:lsdException w:name="Colorful Grid" w:semiHidden="0" w:uiPriority="73" w:unhideWhenUsed="0"/>
-    <w:lsdException w:name="Light Shading Accent 1" w:semiHidden="0" w:uiPriority="60" w:unhideWhenUsed="0"/>
-    <w:lsdException w:name="Light List Accent 1" w:semiHidden="0" w:uiPriority="61" w:unhideWhenUsed="0"/>
-    <w:lsdException w:name="Light Grid Accent 1" w:semiHidden="0" w:uiPriority="62" w:unhideWhenUsed="0"/>
-    <w:lsdException w:name="Medium Shading 1 Accent 1" w:semiHidden="0" w:uiPriority="63" w:unhideWhenUsed="0"/>
-    <w:lsdException w:name="Medium Shading 2 Accent 1" w:semiHidden="0" w:uiPriority="64" w:unhideWhenUsed="0"/>
-    <w:lsdException w:name="Medium List 1 Accent 1" w:semiHidden="0" w:uiPriority="65" w:unhideWhenUsed="0"/>
-    <w:lsdException w:name="Revision" w:unhideWhenUsed="0"/>
-    <w:lsdException w:name="List Paragraph" w:semiHidden="0" w:uiPriority="34" w:unhideWhenUsed="0" w:qFormat="1"/>
-    <w:lsdException w:name="Quote" w:semiHidden="0" w:uiPriority="29" w:unhideWhenUsed="0" w:qFormat="1"/>
-    <w:lsdException w:name="Intense Quote" w:semiHidden="0" w:uiPriority="30" w:unhideWhenUsed="0" w:qFormat="1"/>
-    <w:lsdException w:name="Medium List 2 Accent 1" w:semiHidden="0" w:uiPriority="66" w:unhideWhenUsed="0"/>
-    <w:lsdException w:name="Medium Grid 1 Accent 1" w:semiHidden="0" w:uiPriority="67" w:unhideWhenUsed="0"/>
-    <w:lsdException w:name="Medium Grid 2 Accent 1" w:semiHidden="0" w:uiPriority="68" w:unhideWhenUsed="0"/>
-    <w:lsdException w:name="Medium Grid 3 Accent 1" w:semiHidden="0" w:uiPriority="69" w:unhideWhenUsed="0"/>
-    <w:lsdException w:name="Dark List Accent 1" w:semiHidden="0" w:uiPriority="70" w:unhideWhenUsed="0"/>
-    <w:lsdException w:name="Colorful Shading Accent 1" w:semiHidden="0" w:uiPriority="71" w:unhideWhenUsed="0"/>
-    <w:lsdException w:name="Colorful List Accent 1" w:semiHidden="0" w:uiPriority="72" w:unhideWhenUsed="0"/>
-    <w:lsdException w:name="Colorful Grid Accent 1" w:semiHidden="0" w:uiPriority="73" w:unhideWhenUsed="0"/>
-    <w:lsdException w:name="Light Shading Accent 2" w:semiHidden="0" w:uiPriority="60" w:unhideWhenUsed="0"/>
-    <w:lsdException w:name="Light List Accent 2" w:semiHidden="0" w:uiPriority="61" w:unhideWhenUsed="0"/>
-    <w:lsdException w:name="Light Grid Accent 2" w:semiHidden="0" w:uiPriority="62" w:unhideWhenUsed="0"/>
-    <w:lsdException w:name="Medium Shading 1 Accent 2" w:semiHidden="0" w:uiPriority="63" w:unhideWhenUsed="0"/>
-    <w:lsdException w:name="Medium Shading 2 Accent 2" w:semiHidden="0" w:uiPriority="64" w:unhideWhenUsed="0"/>
-    <w:lsdException w:name="Medium List 1 Accent 2" w:semiHidden="0" w:uiPriority="65" w:unhideWhenUsed="0"/>
-    <w:lsdException w:name="Medium List 2 Accent 2" w:semiHidden="0" w:uiPriority="66" w:unhideWhenUsed="0"/>
-    <w:lsdException w:name="Medium Grid 1 Accent 2" w:semiHidden="0" w:uiPriority="67" w:unhideWhenUsed="0"/>
-    <w:lsdException w:name="Medium Grid 2 Accent 2" w:semiHidden="0" w:uiPriority="68" w:unhideWhenUsed="0"/>
-    <w:lsdException w:name="Medium Grid 3 Accent 2" w:semiHidden="0" w:uiPriority="69" w:unhideWhenUsed="0"/>
-    <w:lsdException w:name="Dark List Accent 2" w:semiHidden="0" w:uiPriority="70" w:unhideWhenUsed="0"/>
-    <w:lsdException w:name="Colorful Shading Accent 2" w:semiHidden="0" w:uiPriority="71" w:unhideWhenUsed="0"/>
-    <w:lsdException w:name="Colorful List Accent 2" w:semiHidden="0" w:uiPriority="72" w:unhideWhenUsed="0"/>
-    <w:lsdException w:name="Colorful Grid Accent 2" w:semiHidden="0" w:uiPriority="73" w:unhideWhenUsed="0"/>
-    <w:lsdException w:name="Light Shading Accent 3" w:semiHidden="0" w:uiPriority="60" w:unhideWhenUsed="0"/>
-    <w:lsdException w:name="Light List Accent 3" w:semiHidden="0" w:uiPriority="61" w:unhideWhenUsed="0"/>
-    <w:lsdException w:name="Light Grid Accent 3" w:semiHidden="0" w:uiPriority="62" w:unhideWhenUsed="0"/>
-    <w:lsdException w:name="Medium Shading 1 Accent 3" w:semiHidden="0" w:uiPriority="63" w:unhideWhenUsed="0"/>
-    <w:lsdException w:name="Medium Shading 2 Accent 3" w:semiHidden="0" w:uiPriority="64" w:unhideWhenUsed="0"/>
-    <w:lsdException w:name="Medium List 1 Accent 3" w:semiHidden="0" w:uiPriority="65" w:unhideWhenUsed="0"/>
-    <w:lsdException w:name="Medium List 2 Accent 3" w:semiHidden="0" w:uiPriority="66" w:unhideWhenUsed="0"/>
-    <w:lsdException w:name="Medium Grid 1 Accent 3" w:semiHidden="0" w:uiPriority="67" w:unhideWhenUsed="0"/>
-    <w:lsdException w:name="Medium Grid 2 Accent 3" w:semiHidden="0" w:uiPriority="68" w:unhideWhenUsed="0"/>
-    <w:lsdException w:name="Medium Grid 3 Accent 3" w:semiHidden="0" w:uiPriority="69" w:unhideWhenUsed="0"/>
-    <w:lsdException w:name="Dark List Accent 3" w:semiHidden="0" w:uiPriority="70" w:unhideWhenUsed="0"/>
-    <w:lsdException w:name="Colorful Shading Accent 3" w:semiHidden="0" w:uiPriority="71" w:unhideWhenUsed="0"/>
-    <w:lsdException w:name="Colorful List Accent 3" w:semiHidden="0" w:uiPriority="72" w:unhideWhenUsed="0"/>
-    <w:lsdException w:name="Colorful Grid Accent 3" w:semiHidden="0" w:uiPriority="73" w:unhideWhenUsed="0"/>
-    <w:lsdException w:name="Light Shading Accent 4" w:semiHidden="0" w:uiPriority="60" w:unhideWhenUsed="0"/>
-    <w:lsdException w:name="Light List Accent 4" w:semiHidden="0" w:uiPriority="61" w:unhideWhenUsed="0"/>
-    <w:lsdException w:name="Light Grid Accent 4" w:semiHidden="0" w:uiPriority="62" w:unhideWhenUsed="0"/>
-    <w:lsdException w:name="Medium Shading 1 Accent 4" w:semiHidden="0" w:uiPriority="63" w:unhideWhenUsed="0"/>
-    <w:lsdException w:name="Medium Shading 2 Accent 4" w:semiHidden="0" w:uiPriority="64" w:unhideWhenUsed="0"/>
-    <w:lsdException w:name="Medium List 1 Accent 4" w:semiHidden="0" w:uiPriority="65" w:unhideWhenUsed="0"/>
-    <w:lsdException w:name="Medium List 2 Accent 4" w:semiHidden="0" w:uiPriority="66" w:unhideWhenUsed="0"/>
-    <w:lsdException w:name="Medium Grid 1 Accent 4" w:semiHidden="0" w:uiPriority="67" w:unhideWhenUsed="0"/>
-    <w:lsdException w:name="Medium Grid 2 Accent 4" w:semiHidden="0" w:uiPriority="68" w:unhideWhenUsed="0"/>
-    <w:lsdException w:name="Medium Grid 3 Accent 4" w:semiHidden="0" w:uiPriority="69" w:unhideWhenUsed="0"/>
-    <w:lsdException w:name="Dark List Accent 4" w:semiHidden="0" w:uiPriority="70" w:unhideWhenUsed="0"/>
-    <w:lsdException w:name="Colorful Shading Accent 4" w:semiHidden="0" w:uiPriority="71" w:unhideWhenUsed="0"/>
-    <w:lsdException w:name="Colorful List Accent 4" w:semiHidden="0" w:uiPriority="72" w:unhideWhenUsed="0"/>
-    <w:lsdException w:name="Colorful Grid Accent 4" w:semiHidden="0" w:uiPriority="73" w:unhideWhenUsed="0"/>
-    <w:lsdException w:name="Light Shading Accent 5" w:semiHidden="0" w:uiPriority="60" w:unhideWhenUsed="0"/>
-    <w:lsdException w:name="Light List Accent 5" w:semiHidden="0" w:uiPriority="61" w:unhideWhenUsed="0"/>
-    <w:lsdException w:name="Light Grid Accent 5" w:semiHidden="0" w:uiPriority="62" w:unhideWhenUsed="0"/>
-    <w:lsdException w:name="Medium Shading 1 Accent 5" w:semiHidden="0" w:uiPriority="63" w:unhideWhenUsed="0"/>
-    <w:lsdException w:name="Medium Shading 2 Accent 5" w:semiHidden="0" w:uiPriority="64" w:unhideWhenUsed="0"/>
-    <w:lsdException w:name="Medium List 1 Accent 5" w:semiHidden="0" w:uiPriority="65" w:unhideWhenUsed="0"/>
-    <w:lsdException w:name="Medium List 2 Accent 5" w:semiHidden="0" w:uiPriority="66" w:unhideWhenUsed="0"/>
-    <w:lsdException w:name="Medium Grid 1 Accent 5" w:semiHidden="0" w:uiPriority="67" w:unhideWhenUsed="0"/>
-    <w:lsdException w:name="Medium Grid 2 Accent 5" w:semiHidden="0" w:uiPriority="68" w:unhideWhenUsed="0"/>
-    <w:lsdException w:name="Medium Grid 3 Accent 5" w:semiHidden="0" w:uiPriority="69" w:unhideWhenUsed="0"/>
-    <w:lsdException w:name="Dark List Accent 5" w:semiHidden="0" w:uiPriority="70" w:unhideWhenUsed="0"/>
-    <w:lsdException w:name="Colorful Shading Accent 5" w:semiHidden="0" w:uiPriority="71" w:unhideWhenUsed="0"/>
-    <w:lsdException w:name="Colorful List Accent 5" w:semiHidden="0" w:uiPriority="72" w:unhideWhenUsed="0"/>
-    <w:lsdException w:name="Colorful Grid Accent 5" w:semiHidden="0" w:uiPriority="73" w:unhideWhenUsed="0"/>
-    <w:lsdException w:name="Light Shading Accent 6" w:semiHidden="0" w:uiPriority="60" w:unhideWhenUsed="0"/>
-    <w:lsdException w:name="Light List Accent 6" w:semiHidden="0" w:uiPriority="61" w:unhideWhenUsed="0"/>
-    <w:lsdException w:name="Light Grid Accent 6" w:semiHidden="0" w:uiPriority="62" w:unhideWhenUsed="0"/>
-    <w:lsdException w:name="Medium Shading 1 Accent 6" w:semiHidden="0" w:uiPriority="63" w:unhideWhenUsed="0"/>
-    <w:lsdException w:name="Medium Shading 2 Accent 6" w:semiHidden="0" w:uiPriority="64" w:unhideWhenUsed="0"/>
-    <w:lsdException w:name="Medium List 1 Accent 6" w:semiHidden="0" w:uiPriority="65" w:unhideWhenUsed="0"/>
-    <w:lsdException w:name="Medium List 2 Accent 6" w:semiHidden="0" w:uiPriority="66" w:unhideWhenUsed="0"/>
-    <w:lsdException w:name="Medium Grid 1 Accent 6" w:semiHidden="0" w:uiPriority="67" w:unhideWhenUsed="0"/>
-    <w:lsdException w:name="Medium Grid 2 Accent 6" w:semiHidden="0" w:uiPriority="68" w:unhideWhenUsed="0"/>
-    <w:lsdException w:name="Medium Grid 3 Accent 6" w:semiHidden="0" w:uiPriority="69" w:unhideWhenUsed="0"/>
-    <w:lsdException w:name="Dark List Accent 6" w:semiHidden="0" w:uiPriority="70" w:unhideWhenUsed="0"/>
-    <w:lsdException w:name="Colorful Shading Accent 6" w:semiHidden="0" w:uiPriority="71" w:unhideWhenUsed="0"/>
-    <w:lsdException w:name="Colorful List Accent 6" w:semiHidden="0" w:uiPriority="72" w:unhideWhenUsed="0"/>
-    <w:lsdException w:name="Colorful Grid Accent 6" w:semiHidden="0" w:uiPriority="73" w:unhideWhenUsed="0"/>
-    <w:lsdException w:name="Subtle Emphasis" w:semiHidden="0" w:uiPriority="19" w:unhideWhenUsed="0" w:qFormat="1"/>
-    <w:lsdException w:name="Intense Emphasis" w:semiHidden="0" w:uiPriority="21" w:unhideWhenUsed="0" w:qFormat="1"/>
-    <w:lsdException w:name="Subtle Reference" w:semiHidden="0" w:uiPriority="31" w:unhideWhenUsed="0" w:qFormat="1"/>
-    <w:lsdException w:name="Intense Reference" w:semiHidden="0" w:uiPriority="32" w:unhideWhenUsed="0" w:qFormat="1"/>
-    <w:lsdException w:name="Book Title" w:semiHidden="0" w:uiPriority="33" w:unhideWhenUsed="0" w:qFormat="1"/>
-    <w:lsdException w:name="Bibliography" w:uiPriority="37"/>
-    <w:lsdException w:name="TOC Heading" w:uiPriority="39" w:qFormat="1"/>
+  <w:latentStyles w:defLockedState="0" w:defUIPriority="99" w:defSemiHidden="0" w:defUnhideWhenUsed="0" w:defQFormat="0" w:count="375">
+    <w:lsdException w:name="Normal" w:uiPriority="0" w:qFormat="1"/>
+    <w:lsdException w:name="heading 1" w:uiPriority="9" w:qFormat="1"/>
+    <w:lsdException w:name="heading 2" w:semiHidden="1" w:uiPriority="9" w:unhideWhenUsed="1" w:qFormat="1"/>
+    <w:lsdException w:name="heading 3" w:semiHidden="1" w:uiPriority="9" w:unhideWhenUsed="1" w:qFormat="1"/>
+    <w:lsdException w:name="heading 4" w:semiHidden="1" w:uiPriority="9" w:unhideWhenUsed="1" w:qFormat="1"/>
+    <w:lsdException w:name="heading 5" w:semiHidden="1" w:uiPriority="9" w:unhideWhenUsed="1" w:qFormat="1"/>
+    <w:lsdException w:name="heading 6" w:semiHidden="1" w:uiPriority="9" w:unhideWhenUsed="1" w:qFormat="1"/>
+    <w:lsdException w:name="heading 7" w:semiHidden="1" w:uiPriority="9" w:unhideWhenUsed="1" w:qFormat="1"/>
+    <w:lsdException w:name="heading 8" w:semiHidden="1" w:uiPriority="9" w:unhideWhenUsed="1" w:qFormat="1"/>
+    <w:lsdException w:name="heading 9" w:semiHidden="1" w:uiPriority="9" w:unhideWhenUsed="1" w:qFormat="1"/>
+    <w:lsdException w:name="index 1" w:semiHidden="1" w:unhideWhenUsed="1"/>
+    <w:lsdException w:name="index 2" w:semiHidden="1" w:unhideWhenUsed="1"/>
+    <w:lsdException w:name="index 3" w:semiHidden="1" w:unhideWhenUsed="1"/>
+    <w:lsdException w:name="index 4" w:semiHidden="1" w:unhideWhenUsed="1"/>
+    <w:lsdException w:name="index 5" w:semiHidden="1" w:unhideWhenUsed="1"/>
+    <w:lsdException w:name="index 6" w:semiHidden="1" w:unhideWhenUsed="1"/>
+    <w:lsdException w:name="index 7" w:semiHidden="1" w:unhideWhenUsed="1"/>
+    <w:lsdException w:name="index 8" w:semiHidden="1" w:unhideWhenUsed="1"/>
+    <w:lsdException w:name="index 9" w:semiHidden="1" w:unhideWhenUsed="1"/>
+    <w:lsdException w:name="toc 1" w:semiHidden="1" w:uiPriority="39" w:unhideWhenUsed="1"/>
+    <w:lsdException w:name="toc 2" w:semiHidden="1" w:uiPriority="39" w:unhideWhenUsed="1"/>
+    <w:lsdException w:name="toc 3" w:semiHidden="1" w:uiPriority="39" w:unhideWhenUsed="1"/>
+    <w:lsdException w:name="toc 4" w:semiHidden="1" w:uiPriority="39" w:unhideWhenUsed="1"/>
+    <w:lsdException w:name="toc 5" w:semiHidden="1" w:uiPriority="39" w:unhideWhenUsed="1"/>
+    <w:lsdException w:name="toc 6" w:semiHidden="1" w:uiPriority="39" w:unhideWhenUsed="1"/>
+    <w:lsdException w:name="toc 7" w:semiHidden="1" w:uiPriority="39" w:unhideWhenUsed="1"/>
+    <w:lsdException w:name="toc 8" w:semiHidden="1" w:uiPriority="39" w:unhideWhenUsed="1"/>
+    <w:lsdException w:name="toc 9" w:semiHidden="1" w:uiPriority="39" w:unhideWhenUsed="1"/>
+    <w:lsdException w:name="Normal Indent" w:semiHidden="1" w:unhideWhenUsed="1"/>
+    <w:lsdException w:name="footnote text" w:semiHidden="1" w:unhideWhenUsed="1"/>
+    <w:lsdException w:name="annotation text" w:semiHidden="1" w:unhideWhenUsed="1"/>
+    <w:lsdException w:name="header" w:semiHidden="1" w:unhideWhenUsed="1"/>
+    <w:lsdException w:name="footer" w:semiHidden="1" w:unhideWhenUsed="1"/>
+    <w:lsdException w:name="index heading" w:semiHidden="1" w:unhideWhenUsed="1"/>
+    <w:lsdException w:name="caption" w:semiHidden="1" w:uiPriority="35" w:unhideWhenUsed="1" w:qFormat="1"/>
+    <w:lsdException w:name="table of figures" w:semiHidden="1" w:unhideWhenUsed="1"/>
+    <w:lsdException w:name="envelope address" w:semiHidden="1" w:unhideWhenUsed="1"/>
+    <w:lsdException w:name="envelope return" w:semiHidden="1" w:unhideWhenUsed="1"/>
+    <w:lsdException w:name="footnote reference" w:semiHidden="1" w:unhideWhenUsed="1"/>
+    <w:lsdException w:name="annotation reference" w:semiHidden="1" w:unhideWhenUsed="1"/>
+    <w:lsdException w:name="line number" w:semiHidden="1" w:unhideWhenUsed="1"/>
+    <w:lsdException w:name="page number" w:semiHidden="1" w:unhideWhenUsed="1"/>
+    <w:lsdException w:name="endnote reference" w:semiHidden="1" w:unhideWhenUsed="1"/>
+    <w:lsdException w:name="endnote text" w:semiHidden="1" w:unhideWhenUsed="1"/>
+    <w:lsdException w:name="table of authorities" w:semiHidden="1" w:unhideWhenUsed="1"/>
+    <w:lsdException w:name="macro" w:semiHidden="1" w:unhideWhenUsed="1"/>
+    <w:lsdException w:name="toa heading" w:semiHidden="1" w:unhideWhenUsed="1"/>
+    <w:lsdException w:name="List" w:semiHidden="1" w:unhideWhenUsed="1"/>
+    <w:lsdException w:name="List Bullet" w:semiHidden="1" w:unhideWhenUsed="1"/>
+    <w:lsdException w:name="List Number" w:semiHidden="1" w:unhideWhenUsed="1"/>
+    <w:lsdException w:name="List 2" w:semiHidden="1" w:unhideWhenUsed="1"/>
+    <w:lsdException w:name="List 3" w:semiHidden="1" w:unhideWhenUsed="1"/>
+    <w:lsdException w:name="List 4" w:semiHidden="1" w:unhideWhenUsed="1"/>
+    <w:lsdException w:name="List 5" w:semiHidden="1" w:unhideWhenUsed="1"/>
+    <w:lsdException w:name="List Bullet 2" w:semiHidden="1" w:unhideWhenUsed="1"/>
+    <w:lsdException w:name="List Bullet 3" w:semiHidden="1" w:unhideWhenUsed="1"/>
+    <w:lsdException w:name="List Bullet 4" w:semiHidden="1" w:unhideWhenUsed="1"/>
+    <w:lsdException w:name="List Bullet 5" w:semiHidden="1" w:unhideWhenUsed="1"/>
+    <w:lsdException w:name="List Number 2" w:semiHidden="1" w:unhideWhenUsed="1"/>
+    <w:lsdException w:name="List Number 3" w:semiHidden="1" w:unhideWhenUsed="1"/>
+    <w:lsdException w:name="List Number 4" w:semiHidden="1" w:unhideWhenUsed="1"/>
+    <w:lsdException w:name="List Number 5" w:semiHidden="1" w:unhideWhenUsed="1"/>
+    <w:lsdException w:name="Title" w:uiPriority="10" w:qFormat="1"/>
+    <w:lsdException w:name="Closing" w:semiHidden="1" w:unhideWhenUsed="1"/>
+    <w:lsdException w:name="Signature" w:semiHidden="1" w:unhideWhenUsed="1"/>
+    <w:lsdException w:name="Default Paragraph Font" w:semiHidden="1" w:uiPriority="1" w:unhideWhenUsed="1"/>
+    <w:lsdException w:name="Body Text" w:semiHidden="1" w:unhideWhenUsed="1"/>
+    <w:lsdException w:name="Body Text Indent" w:semiHidden="1" w:unhideWhenUsed="1"/>
+    <w:lsdException w:name="List Continue" w:semiHidden="1" w:unhideWhenUsed="1"/>
+    <w:lsdException w:name="List Continue 2" w:semiHidden="1" w:unhideWhenUsed="1"/>
+    <w:lsdException w:name="List Continue 3" w:semiHidden="1" w:unhideWhenUsed="1"/>
+    <w:lsdException w:name="List Continue 4" w:semiHidden="1" w:unhideWhenUsed="1"/>
+    <w:lsdException w:name="List Continue 5" w:semiHidden="1" w:unhideWhenUsed="1"/>
+    <w:lsdException w:name="Message Header" w:semiHidden="1" w:unhideWhenUsed="1"/>
+    <w:lsdException w:name="Subtitle" w:uiPriority="11" w:qFormat="1"/>
+    <w:lsdException w:name="Salutation" w:semiHidden="1" w:unhideWhenUsed="1"/>
+    <w:lsdException w:name="Date" w:semiHidden="1" w:unhideWhenUsed="1"/>
+    <w:lsdException w:name="Body Text First Indent" w:semiHidden="1" w:unhideWhenUsed="1"/>
+    <w:lsdException w:name="Body Text First Indent 2" w:semiHidden="1" w:unhideWhenUsed="1"/>
+    <w:lsdException w:name="Note Heading" w:semiHidden="1" w:unhideWhenUsed="1"/>
+    <w:lsdException w:name="Body Text 2" w:semiHidden="1" w:unhideWhenUsed="1"/>
+    <w:lsdException w:name="Body Text 3" w:semiHidden="1" w:unhideWhenUsed="1"/>
+    <w:lsdException w:name="Body Text Indent 2" w:semiHidden="1" w:unhideWhenUsed="1"/>
+    <w:lsdException w:name="Body Text Indent 3" w:semiHidden="1" w:unhideWhenUsed="1"/>
+    <w:lsdException w:name="Block Text" w:semiHidden="1" w:unhideWhenUsed="1"/>
+    <w:lsdException w:name="Hyperlink" w:semiHidden="1" w:unhideWhenUsed="1"/>
+    <w:lsdException w:name="FollowedHyperlink" w:semiHidden="1" w:unhideWhenUsed="1"/>
+    <w:lsdException w:name="Strong" w:uiPriority="22" w:qFormat="1"/>
+    <w:lsdException w:name="Emphasis" w:uiPriority="20" w:qFormat="1"/>
+    <w:lsdException w:name="Document Map" w:semiHidden="1" w:unhideWhenUsed="1"/>
+    <w:lsdException w:name="Plain Text" w:semiHidden="1" w:unhideWhenUsed="1"/>
+    <w:lsdException w:name="E-mail Signature" w:semiHidden="1" w:unhideWhenUsed="1"/>
+    <w:lsdException w:name="HTML Top of Form" w:semiHidden="1" w:unhideWhenUsed="1"/>
+    <w:lsdException w:name="HTML Bottom of Form" w:semiHidden="1" w:unhideWhenUsed="1"/>
+    <w:lsdException w:name="Normal (Web)" w:semiHidden="1" w:unhideWhenUsed="1"/>
+    <w:lsdException w:name="HTML Acronym" w:semiHidden="1" w:unhideWhenUsed="1"/>
+    <w:lsdException w:name="HTML Address" w:semiHidden="1" w:unhideWhenUsed="1"/>
+    <w:lsdException w:name="HTML Cite" w:semiHidden="1" w:unhideWhenUsed="1"/>
+    <w:lsdException w:name="HTML Code" w:semiHidden="1" w:unhideWhenUsed="1"/>
+    <w:lsdException w:name="HTML Definition" w:semiHidden="1" w:unhideWhenUsed="1"/>
+    <w:lsdException w:name="HTML Keyboard" w:semiHidden="1" w:unhideWhenUsed="1"/>
+    <w:lsdException w:name="HTML Preformatted" w:semiHidden="1" w:unhideWhenUsed="1"/>
+    <w:lsdException w:name="HTML Sample" w:semiHidden="1" w:unhideWhenUsed="1"/>
+    <w:lsdException w:name="HTML Typewriter" w:semiHidden="1" w:unhideWhenUsed="1"/>
+    <w:lsdException w:name="HTML Variable" w:semiHidden="1" w:unhideWhenUsed="1"/>
+    <w:lsdException w:name="Normal Table" w:semiHidden="1" w:unhideWhenUsed="1"/>
+    <w:lsdException w:name="annotation subject" w:semiHidden="1" w:unhideWhenUsed="1"/>
+    <w:lsdException w:name="No List" w:semiHidden="1" w:unhideWhenUsed="1"/>
+    <w:lsdException w:name="Outline List 1" w:semiHidden="1" w:unhideWhenUsed="1"/>
+    <w:lsdException w:name="Outline List 2" w:semiHidden="1" w:unhideWhenUsed="1"/>
+    <w:lsdException w:name="Outline List 3" w:semiHidden="1" w:unhideWhenUsed="1"/>
+    <w:lsdException w:name="Table Simple 1" w:semiHidden="1" w:unhideWhenUsed="1"/>
+    <w:lsdException w:name="Table Simple 2" w:semiHidden="1" w:unhideWhenUsed="1"/>
+    <w:lsdException w:name="Table Simple 3" w:semiHidden="1" w:unhideWhenUsed="1"/>
+    <w:lsdException w:name="Table Classic 1" w:semiHidden="1" w:unhideWhenUsed="1"/>
+    <w:lsdException w:name="Table Classic 2" w:semiHidden="1" w:unhideWhenUsed="1"/>
+    <w:lsdException w:name="Table Classic 3" w:semiHidden="1" w:unhideWhenUsed="1"/>
+    <w:lsdException w:name="Table Classic 4" w:semiHidden="1" w:unhideWhenUsed="1"/>
+    <w:lsdException w:name="Table Colorful 1" w:semiHidden="1" w:unhideWhenUsed="1"/>
+    <w:lsdException w:name="Table Colorful 2" w:semiHidden="1" w:unhideWhenUsed="1"/>
+    <w:lsdException w:name="Table Colorful 3" w:semiHidden="1" w:unhideWhenUsed="1"/>
+    <w:lsdException w:name="Table Columns 1" w:semiHidden="1" w:unhideWhenUsed="1"/>
+    <w:lsdException w:name="Table Columns 2" w:semiHidden="1" w:unhideWhenUsed="1"/>
+    <w:lsdException w:name="Table Columns 3" w:semiHidden="1" w:unhideWhenUsed="1"/>
+    <w:lsdException w:name="Table Columns 4" w:semiHidden="1" w:unhideWhenUsed="1"/>
+    <w:lsdException w:name="Table Columns 5" w:semiHidden="1" w:unhideWhenUsed="1"/>
+    <w:lsdException w:name="Table Grid 1" w:semiHidden="1" w:unhideWhenUsed="1"/>
+    <w:lsdException w:name="Table Grid 2" w:semiHidden="1" w:unhideWhenUsed="1"/>
+    <w:lsdException w:name="Table Grid 3" w:semiHidden="1" w:unhideWhenUsed="1"/>
+    <w:lsdException w:name="Table Grid 4" w:semiHidden="1" w:unhideWhenUsed="1"/>
+    <w:lsdException w:name="Table Grid 5" w:semiHidden="1" w:unhideWhenUsed="1"/>
+    <w:lsdException w:name="Table Grid 6" w:semiHidden="1" w:unhideWhenUsed="1"/>
+    <w:lsdException w:name="Table Grid 7" w:semiHidden="1" w:unhideWhenUsed="1"/>
+    <w:lsdException w:name="Table Grid 8" w:semiHidden="1" w:unhideWhenUsed="1"/>
+    <w:lsdException w:name="Table List 1" w:semiHidden="1" w:unhideWhenUsed="1"/>
+    <w:lsdException w:name="Table List 2" w:semiHidden="1" w:unhideWhenUsed="1"/>
+    <w:lsdException w:name="Table List 3" w:semiHidden="1" w:unhideWhenUsed="1"/>
+    <w:lsdException w:name="Table List 4" w:semiHidden="1" w:unhideWhenUsed="1"/>
+    <w:lsdException w:name="Table List 5" w:semiHidden="1" w:unhideWhenUsed="1"/>
+    <w:lsdException w:name="Table List 6" w:semiHidden="1" w:unhideWhenUsed="1"/>
+    <w:lsdException w:name="Table List 7" w:semiHidden="1" w:unhideWhenUsed="1"/>
+    <w:lsdException w:name="Table List 8" w:semiHidden="1" w:unhideWhenUsed="1"/>
+    <w:lsdException w:name="Table 3D effects 1" w:semiHidden="1" w:unhideWhenUsed="1"/>
+    <w:lsdException w:name="Table 3D effects 2" w:semiHidden="1" w:unhideWhenUsed="1"/>
+    <w:lsdException w:name="Table 3D effects 3" w:semiHidden="1" w:unhideWhenUsed="1"/>
+    <w:lsdException w:name="Table Contemporary" w:semiHidden="1" w:unhideWhenUsed="1"/>
+    <w:lsdException w:name="Table Elegant" w:semiHidden="1" w:unhideWhenUsed="1"/>
+    <w:lsdException w:name="Table Professional" w:semiHidden="1" w:unhideWhenUsed="1"/>
+    <w:lsdException w:name="Table Subtle 1" w:semiHidden="1" w:unhideWhenUsed="1"/>
+    <w:lsdException w:name="Table Subtle 2" w:semiHidden="1" w:unhideWhenUsed="1"/>
+    <w:lsdException w:name="Table Web 1" w:semiHidden="1" w:unhideWhenUsed="1"/>
+    <w:lsdException w:name="Table Web 2" w:semiHidden="1" w:unhideWhenUsed="1"/>
+    <w:lsdException w:name="Table Web 3" w:semiHidden="1" w:unhideWhenUsed="1"/>
+    <w:lsdException w:name="Balloon Text" w:semiHidden="1" w:unhideWhenUsed="1"/>
+    <w:lsdException w:name="Table Grid" w:uiPriority="59"/>
+    <w:lsdException w:name="Table Theme" w:semiHidden="1" w:unhideWhenUsed="1"/>
+    <w:lsdException w:name="Placeholder Text" w:semiHidden="1"/>
+    <w:lsdException w:name="No Spacing" w:uiPriority="1" w:qFormat="1"/>
+    <w:lsdException w:name="Light Shading" w:uiPriority="60"/>
+    <w:lsdException w:name="Light List" w:uiPriority="61"/>
+    <w:lsdException w:name="Light Grid" w:uiPriority="62"/>
+    <w:lsdException w:name="Medium Shading 1" w:uiPriority="63"/>
+    <w:lsdException w:name="Medium Shading 2" w:uiPriority="64"/>
+    <w:lsdException w:name="Medium List 1" w:uiPriority="65"/>
+    <w:lsdException w:name="Medium List 2" w:uiPriority="66"/>
+    <w:lsdException w:name="Medium Grid 1" w:uiPriority="67"/>
+    <w:lsdException w:name="Medium Grid 2" w:uiPriority="68"/>
+    <w:lsdException w:name="Medium Grid 3" w:uiPriority="69"/>
+    <w:lsdException w:name="Dark List" w:uiPriority="70"/>
+    <w:lsdException w:name="Colorful Shading" w:uiPriority="71"/>
+    <w:lsdException w:name="Colorful List" w:uiPriority="72"/>
+    <w:lsdException w:name="Colorful Grid" w:uiPriority="73"/>
+    <w:lsdException w:name="Light Shading Accent 1" w:uiPriority="60"/>
+    <w:lsdException w:name="Light List Accent 1" w:uiPriority="61"/>
+    <w:lsdException w:name="Light Grid Accent 1" w:uiPriority="62"/>
+    <w:lsdException w:name="Medium Shading 1 Accent 1" w:uiPriority="63"/>
+    <w:lsdException w:name="Medium Shading 2 Accent 1" w:uiPriority="64"/>
+    <w:lsdException w:name="Medium List 1 Accent 1" w:uiPriority="65"/>
+    <w:lsdException w:name="Revision" w:semiHidden="1"/>
+    <w:lsdException w:name="List Paragraph" w:uiPriority="34" w:qFormat="1"/>
+    <w:lsdException w:name="Quote" w:uiPriority="29" w:qFormat="1"/>
+    <w:lsdException w:name="Intense Quote" w:uiPriority="30" w:qFormat="1"/>
+    <w:lsdException w:name="Medium List 2 Accent 1" w:uiPriority="66"/>
+    <w:lsdException w:name="Medium Grid 1 Accent 1" w:uiPriority="67"/>
+    <w:lsdException w:name="Medium Grid 2 Accent 1" w:uiPriority="68"/>
+    <w:lsdException w:name="Medium Grid 3 Accent 1" w:uiPriority="69"/>
+    <w:lsdException w:name="Dark List Accent 1" w:uiPriority="70"/>
+    <w:lsdException w:name="Colorful Shading Accent 1" w:uiPriority="71"/>
+    <w:lsdException w:name="Colorful List Accent 1" w:uiPriority="72"/>
+    <w:lsdException w:name="Colorful Grid Accent 1" w:uiPriority="73"/>
+    <w:lsdException w:name="Light Shading Accent 2" w:uiPriority="60"/>
+    <w:lsdException w:name="Light List Accent 2" w:uiPriority="61"/>
+    <w:lsdException w:name="Light Grid Accent 2" w:uiPriority="62"/>
+    <w:lsdException w:name="Medium Shading 1 Accent 2" w:uiPriority="63"/>
+    <w:lsdException w:name="Medium Shading 2 Accent 2" w:uiPriority="64"/>
+    <w:lsdException w:name="Medium List 1 Accent 2" w:uiPriority="65"/>
+    <w:lsdException w:name="Medium List 2 Accent 2" w:uiPriority="66"/>
+    <w:lsdException w:name="Medium Grid 1 Accent 2" w:uiPriority="67"/>
+    <w:lsdException w:name="Medium Grid 2 Accent 2" w:uiPriority="68"/>
+    <w:lsdException w:name="Medium Grid 3 Accent 2" w:uiPriority="69"/>
+    <w:lsdException w:name="Dark List Accent 2" w:uiPriority="70"/>
+    <w:lsdException w:name="Colorful Shading Accent 2" w:uiPriority="71"/>
+    <w:lsdException w:name="Colorful List Accent 2" w:uiPriority="72"/>
+    <w:lsdException w:name="Colorful Grid Accent 2" w:uiPriority="73"/>
+    <w:lsdException w:name="Light Shading Accent 3" w:uiPriority="60"/>
+    <w:lsdException w:name="Light List Accent 3" w:uiPriority="61"/>
+    <w:lsdException w:name="Light Grid Accent 3" w:uiPriority="62"/>
+    <w:lsdException w:name="Medium Shading 1 Accent 3" w:uiPriority="63"/>
+    <w:lsdException w:name="Medium Shading 2 Accent 3" w:uiPriority="64"/>
+    <w:lsdException w:name="Medium List 1 Accent 3" w:uiPriority="65"/>
+    <w:lsdException w:name="Medium List 2 Accent 3" w:uiPriority="66"/>
+    <w:lsdException w:name="Medium Grid 1 Accent 3" w:uiPriority="67"/>
+    <w:lsdException w:name="Medium Grid 2 Accent 3" w:uiPriority="68"/>
+    <w:lsdException w:name="Medium Grid 3 Accent 3" w:uiPriority="69"/>
+    <w:lsdException w:name="Dark List Accent 3" w:uiPriority="70"/>
+    <w:lsdException w:name="Colorful Shading Accent 3" w:uiPriority="71"/>
+    <w:lsdException w:name="Colorful List Accent 3" w:uiPriority="72"/>
+    <w:lsdException w:name="Colorful Grid Accent 3" w:uiPriority="73"/>
+    <w:lsdException w:name="Light Shading Accent 4" w:uiPriority="60"/>
+    <w:lsdException w:name="Light List Accent 4" w:uiPriority="61"/>
+    <w:lsdException w:name="Light Grid Accent 4" w:uiPriority="62"/>
+    <w:lsdException w:name="Medium Shading 1 Accent 4" w:uiPriority="63"/>
+    <w:lsdException w:name="Medium Shading 2 Accent 4" w:uiPriority="64"/>
+    <w:lsdException w:name="Medium List 1 Accent 4" w:uiPriority="65"/>
+    <w:lsdException w:name="Medium List 2 Accent 4" w:uiPriority="66"/>
+    <w:lsdException w:name="Medium Grid 1 Accent 4" w:uiPriority="67"/>
+    <w:lsdException w:name="Medium Grid 2 Accent 4" w:uiPriority="68"/>
+    <w:lsdException w:name="Medium Grid 3 Accent 4" w:uiPriority="69"/>
+    <w:lsdException w:name="Dark List Accent 4" w:uiPriority="70"/>
+    <w:lsdException w:name="Colorful Shading Accent 4" w:uiPriority="71"/>
+    <w:lsdException w:name="Colorful List Accent 4" w:uiPriority="72"/>
+    <w:lsdException w:name="Colorful Grid Accent 4" w:uiPriority="73"/>
+    <w:lsdException w:name="Light Shading Accent 5" w:uiPriority="60"/>
+    <w:lsdException w:name="Light List Accent 5" w:uiPriority="61"/>
+    <w:lsdException w:name="Light Grid Accent 5" w:uiPriority="62"/>
+    <w:lsdException w:name="Medium Shading 1 Accent 5" w:uiPriority="63"/>
+    <w:lsdException w:name="Medium Shading 2 Accent 5" w:uiPriority="64"/>
+    <w:lsdException w:name="Medium List 1 Accent 5" w:uiPriority="65"/>
+    <w:lsdException w:name="Medium List 2 Accent 5" w:uiPriority="66"/>
+    <w:lsdException w:name="Medium Grid 1 Accent 5" w:uiPriority="67"/>
+    <w:lsdException w:name="Medium Grid 2 Accent 5" w:uiPriority="68"/>
+    <w:lsdException w:name="Medium Grid 3 Accent 5" w:uiPriority="69"/>
+    <w:lsdException w:name="Dark List Accent 5" w:uiPriority="70"/>
+    <w:lsdException w:name="Colorful Shading Accent 5" w:uiPriority="71"/>
+    <w:lsdException w:name="Colorful List Accent 5" w:uiPriority="72"/>
+    <w:lsdException w:name="Colorful Grid Accent 5" w:uiPriority="73"/>
+    <w:lsdException w:name="Light Shading Accent 6" w:uiPriority="60"/>
+    <w:lsdException w:name="Light List Accent 6" w:uiPriority="61"/>
+    <w:lsdException w:name="Light Grid Accent 6" w:uiPriority="62"/>
+    <w:lsdException w:name="Medium Shading 1 Accent 6" w:uiPriority="63"/>
+    <w:lsdException w:name="Medium Shading 2 Accent 6" w:uiPriority="64"/>
+    <w:lsdException w:name="Medium List 1 Accent 6" w:uiPriority="65"/>
+    <w:lsdException w:name="Medium List 2 Accent 6" w:uiPriority="66"/>
+    <w:lsdException w:name="Medium Grid 1 Accent 6" w:uiPriority="67"/>
+    <w:lsdException w:name="Medium Grid 2 Accent 6" w:uiPriority="68"/>
+    <w:lsdException w:name="Medium Grid 3 Accent 6" w:uiPriority="69"/>
+    <w:lsdException w:name="Dark List Accent 6" w:uiPriority="70"/>
+    <w:lsdException w:name="Colorful Shading Accent 6" w:uiPriority="71"/>
+    <w:lsdException w:name="Colorful List Accent 6" w:uiPriority="72"/>
+    <w:lsdException w:name="Colorful Grid Accent 6" w:uiPriority="73"/>
+    <w:lsdException w:name="Subtle Emphasis" w:uiPriority="19" w:qFormat="1"/>
+    <w:lsdException w:name="Intense Emphasis" w:uiPriority="21" w:qFormat="1"/>
+    <w:lsdException w:name="Subtle Reference" w:uiPriority="31" w:qFormat="1"/>
+    <w:lsdException w:name="Intense Reference" w:uiPriority="32" w:qFormat="1"/>
+    <w:lsdException w:name="Book Title" w:uiPriority="33" w:qFormat="1"/>
+    <w:lsdException w:name="Bibliography" w:semiHidden="1" w:uiPriority="37" w:unhideWhenUsed="1"/>
+    <w:lsdException w:name="TOC Heading" w:semiHidden="1" w:uiPriority="39" w:unhideWhenUsed="1" w:qFormat="1"/>
+    <w:lsdException w:name="Grid Table 4" w:uiPriority="49"/>
+    <w:lsdException w:name="Grid Table 5 Dark" w:uiPriority="50"/>
+    <w:lsdException w:name="Grid Table 6 Colorful" w:uiPriority="51"/>
+    <w:lsdException w:name="Grid Table 7 Colorful" w:uiPriority="52"/>
+    <w:lsdException w:name="Grid Table 1 Light Accent 1" w:uiPriority="46"/>
+    <w:lsdException w:name="Grid Table 2 Accent 1" w:uiPriority="47"/>
+    <w:lsdException w:name="Grid Table 3 Accent 1" w:uiPriority="48"/>
+    <w:lsdException w:name="Grid Table 4 Accent 1" w:uiPriority="49"/>
+    <w:lsdException w:name="Grid Table 5 Dark Accent 1" w:uiPriority="50"/>
+    <w:lsdException w:name="Grid Table 6 Colorful Accent 1" w:uiPriority="51"/>
+    <w:lsdException w:name="Grid Table 7 Colorful Accent 1" w:uiPriority="52"/>
+    <w:lsdException w:name="Grid Table 1 Light Accent 2" w:uiPriority="46"/>
+    <w:lsdException w:name="Grid Table 2 Accent 2" w:uiPriority="47"/>
+    <w:lsdException w:name="Grid Table 3 Accent 2" w:uiPriority="48"/>
+    <w:lsdException w:name="Grid Table 4 Accent 2" w:uiPriority="49"/>
+    <w:lsdException w:name="Grid Table 5 Dark Accent 2" w:uiPriority="50"/>
+    <w:lsdException w:name="Grid Table 6 Colorful Accent 2" w:uiPriority="51"/>
+    <w:lsdException w:name="Grid Table 7 Colorful Accent 2" w:uiPriority="52"/>
+    <w:lsdException w:name="Grid Table 1 Light Accent 3" w:uiPriority="46"/>
+    <w:lsdException w:name="Grid Table 2 Accent 3" w:uiPriority="47"/>
+    <w:lsdException w:name="Grid Table 3 Accent 3" w:uiPriority="48"/>
+    <w:lsdException w:name="Grid Table 4 Accent 3" w:uiPriority="49"/>
+    <w:lsdException w:name="Grid Table 5 Dark Accent 3" w:uiPriority="50"/>
+    <w:lsdException w:name="Grid Table 6 Colorful Accent 3" w:uiPriority="51"/>
+    <w:lsdException w:name="Grid Table 7 Colorful Accent 3" w:uiPriority="52"/>
+    <w:lsdException w:name="Grid Table 1 Light Accent 4" w:uiPriority="46"/>
+    <w:lsdException w:name="Grid Table 2 Accent 4" w:uiPriority="47"/>
+    <w:lsdException w:name="Grid Table 3 Accent 4" w:uiPriority="48"/>
+    <w:lsdException w:name="Grid Table 4 Accent 4" w:uiPriority="49"/>
+    <w:lsdException w:name="Grid Table 5 Dark Accent 4" w:uiPriority="50"/>
+    <w:lsdException w:name="Grid Table 6 Colorful Accent 4" w:uiPriority="51"/>
+    <w:lsdException w:name="Grid Table 7 Colorful Accent 4" w:uiPriority="52"/>
+    <w:lsdException w:name="Grid Table 1 Light Accent 5" w:uiPriority="46"/>
+    <w:lsdException w:name="Grid Table 2 Accent 5" w:uiPriority="47"/>
+    <w:lsdException w:name="Grid Table 3 Accent 5" w:uiPriority="48"/>
+    <w:lsdException w:name="Grid Table 4 Accent 5" w:uiPriority="49"/>
+    <w:lsdException w:name="Grid Table 5 Dark Accent 5" w:uiPriority="50"/>
+    <w:lsdException w:name="Grid Table 6 Colorful Accent 5" w:uiPriority="51"/>
+    <w:lsdException w:name="Grid Table 7 Colorful Accent 5" w:uiPriority="52"/>
+    <w:lsdException w:name="Grid Table 1 Light Accent 6" w:uiPriority="46"/>
+    <w:lsdException w:name="Grid Table 2 Accent 6" w:uiPriority="47"/>
+    <w:lsdException w:name="Grid Table 3 Accent 6" w:uiPriority="48"/>
+    <w:lsdException w:name="Grid Table 4 Accent 6" w:uiPriority="49"/>
+    <w:lsdException w:name="Grid Table 5 Dark Accent 6" w:uiPriority="50"/>
+    <w:lsdException w:name="Grid Table 6 Colorful Accent 6" w:uiPriority="51"/>
+    <w:lsdException w:name="Grid Table 7 Colorful Accent 6" w:uiPriority="52"/>
+    <w:lsdException w:name="List Table 1 Light" w:uiPriority="46"/>
+    <w:lsdException w:name="List Table 2" w:uiPriority="47"/>
+    <w:lsdException w:name="List Table 3" w:uiPriority="48"/>
+    <w:lsdException w:name="List Table 4" w:uiPriority="49"/>
+    <w:lsdException w:name="List Table 5 Dark" w:uiPriority="50"/>
+    <w:lsdException w:name="List Table 6 Colorful" w:uiPriority="51"/>
+    <w:lsdException w:name="List Table 7 Colorful" w:uiPriority="52"/>
+    <w:lsdException w:name="List Table 1 Light Accent 1" w:uiPriority="46"/>
+    <w:lsdException w:name="List Table 2 Accent 1" w:uiPriority="47"/>
+    <w:lsdException w:name="List Table 3 Accent 1" w:uiPriority="48"/>
+    <w:lsdException w:name="List Table 4 Accent 1" w:uiPriority="49"/>
+    <w:lsdException w:name="List Table 5 Dark Accent 1" w:uiPriority="50"/>
+    <w:lsdException w:name="List Table 6 Colorful Accent 1" w:uiPriority="51"/>
+    <w:lsdException w:name="List Table 7 Colorful Accent 1" w:uiPriority="52"/>
+    <w:lsdException w:name="List Table 1 Light Accent 2" w:uiPriority="46"/>
+    <w:lsdException w:name="List Table 2 Accent 2" w:uiPriority="47"/>
+    <w:lsdException w:name="List Table 3 Accent 2" w:uiPriority="48"/>
+    <w:lsdException w:name="List Table 4 Accent 2" w:uiPriority="49"/>
+    <w:lsdException w:name="List Table 5 Dark Accent 2" w:uiPriority="50"/>
+    <w:lsdException w:name="List Table 6 Colorful Accent 2" w:uiPriority="51"/>
+    <w:lsdException w:name="List Table 7 Colorful Accent 2" w:uiPriority="52"/>
+    <w:lsdException w:name="List Table 1 Light Accent 3" w:uiPriority="46"/>
+    <w:lsdException w:name="List Table 2 Accent 3" w:uiPriority="47"/>
+    <w:lsdException w:name="List Table 3 Accent 3" w:uiPriority="48"/>
+    <w:lsdException w:name="List Table 4 Accent 3" w:uiPriority="49"/>
+    <w:lsdException w:name="List Table 5 Dark Accent 3" w:uiPriority="50"/>
+    <w:lsdException w:name="List Table 6 Colorful Accent 3" w:uiPriority="51"/>
+    <w:lsdException w:name="List Table 7 Colorful Accent 3" w:uiPriority="52"/>
+    <w:lsdException w:name="List Table 1 Light Accent 4" w:uiPriority="46"/>
+    <w:lsdException w:name="List Table 2 Accent 4" w:uiPriority="47"/>
+    <w:lsdException w:name="List Table 3 Accent 4" w:uiPriority="48"/>
+    <w:lsdException w:name="List Table 4 Accent 4" w:uiPriority="49"/>
+    <w:lsdException w:name="List Table 5 Dark Accent 4" w:uiPriority="50"/>
+    <w:lsdException w:name="List Table 6 Colorful Accent 4" w:uiPriority="51"/>
+    <w:lsdException w:name="List Table 7 Colorful Accent 4" w:uiPriority="52"/>
+    <w:lsdException w:name="List Table 1 Light Accent 5" w:uiPriority="46"/>
+    <w:lsdException w:name="List Table 2 Accent 5" w:uiPriority="47"/>
+    <w:lsdException w:name="List Table 3 Accent 5" w:uiPriority="48"/>
+    <w:lsdException w:name="List Table 4 Accent 5" w:uiPriority="49"/>
+    <w:lsdException w:name="List Table 5 Dark Accent 5" w:uiPriority="50"/>
+    <w:lsdException w:name="List Table 6 Colorful Accent 5" w:uiPriority="51"/>
+    <w:lsdException w:name="List Table 7 Colorful Accent 5" w:uiPriority="52"/>
+    <w:lsdException w:name="List Table 1 Light Accent 6" w:uiPriority="46"/>
+    <w:lsdException w:name="List Table 2 Accent 6" w:uiPriority="47"/>
+    <w:lsdException w:name="List Table 3 Accent 6" w:uiPriority="48"/>
+    <w:lsdException w:name="List Table 4 Accent 6" w:uiPriority="49"/>
+    <w:lsdException w:name="List Table 5 Dark Accent 6" w:uiPriority="50"/>
+    <w:lsdException w:name="List Table 6 Colorful Accent 6" w:uiPriority="51"/>
+    <w:lsdException w:name="List Table 7 Colorful Accent 6" w:uiPriority="52"/>
+    <w:lsdException w:name="Mention" w:semiHidden="1" w:unhideWhenUsed="1"/>
+    <w:lsdException w:name="Smart Hyperlink" w:semiHidden="1" w:unhideWhenUsed="1"/>
+    <w:lsdException w:name="Hashtag" w:semiHidden="1" w:unhideWhenUsed="1"/>
+    <w:lsdException w:name="Unresolved Mention" w:semiHidden="1" w:unhideWhenUsed="1"/>
   </w:latentStyles>
   <w:style w:type="paragraph" w:default="1" w:styleId="Normal">
     <w:name w:val="Normal"/>
@@ -4524,7 +4711,6 @@
     <w:uiPriority w:val="59"/>
     <w:rsid w:val="0084678C"/>
     <w:tblPr>
-      <w:tblInd w:w="0" w:type="dxa"/>
       <w:tblBorders>
         <w:top w:val="single" w:sz="4" w:space="0" w:color="auto"/>
         <w:left w:val="single" w:sz="4" w:space="0" w:color="auto"/>
@@ -4533,395 +4719,19 @@
         <w:insideH w:val="single" w:sz="4" w:space="0" w:color="auto"/>
         <w:insideV w:val="single" w:sz="4" w:space="0" w:color="auto"/>
       </w:tblBorders>
-      <w:tblCellMar>
-        <w:top w:w="0" w:type="dxa"/>
-        <w:left w:w="108" w:type="dxa"/>
-        <w:bottom w:w="0" w:type="dxa"/>
-        <w:right w:w="108" w:type="dxa"/>
-      </w:tblCellMar>
     </w:tblPr>
   </w:style>
-</w:styles>
-</file>
-
-<file path=word/stylesWithEffects.xml><?xml version="1.0" encoding="utf-8"?>
-<w:styles xmlns:wpc="http://schemas.microsoft.com/office/word/2010/wordprocessingCanvas" xmlns:mo="http://schemas.microsoft.com/office/mac/office/2008/main" xmlns:mc="http://schemas.openxmlformats.org/markup-compatibility/2006" xmlns:mv="urn:schemas-microsoft-com:mac:vml" xmlns:o="urn:schemas-microsoft-com:office:office" xmlns:r="http://schemas.openxmlformats.org/officeDocument/2006/relationships" xmlns:m="http://schemas.openxmlformats.org/officeDocument/2006/math" xmlns:v="urn:schemas-microsoft-com:vml" xmlns:wp14="http://schemas.microsoft.com/office/word/2010/wordprocessingDrawing" xmlns:wp="http://schemas.openxmlformats.org/drawingml/2006/wordprocessingDrawing" xmlns:w10="urn:schemas-microsoft-com:office:word" xmlns:w="http://schemas.openxmlformats.org/wordprocessingml/2006/main" xmlns:w14="http://schemas.microsoft.com/office/word/2010/wordml" xmlns:wpg="http://schemas.microsoft.com/office/word/2010/wordprocessingGroup" xmlns:wpi="http://schemas.microsoft.com/office/word/2010/wordprocessingInk" xmlns:wne="http://schemas.microsoft.com/office/word/2006/wordml" xmlns:wps="http://schemas.microsoft.com/office/word/2010/wordprocessingShape" mc:Ignorable="w14 wp14">
-  <w:docDefaults>
-    <w:rPrDefault>
-      <w:rPr>
-        <w:rFonts w:asciiTheme="minorHAnsi" w:eastAsia="Times New Roman" w:hAnsiTheme="minorHAnsi" w:cstheme="minorBidi"/>
-        <w:sz w:val="22"/>
-        <w:szCs w:val="22"/>
-        <w:lang w:val="en-CA" w:eastAsia="en-US" w:bidi="ar-SA"/>
-      </w:rPr>
-    </w:rPrDefault>
-    <w:pPrDefault/>
-  </w:docDefaults>
-  <w:latentStyles w:defLockedState="0" w:defUIPriority="99" w:defSemiHidden="1" w:defUnhideWhenUsed="1" w:defQFormat="0" w:count="276">
-    <w:lsdException w:name="Normal" w:semiHidden="0" w:uiPriority="0" w:unhideWhenUsed="0" w:qFormat="1"/>
-    <w:lsdException w:name="heading 1" w:semiHidden="0" w:uiPriority="9" w:unhideWhenUsed="0" w:qFormat="1"/>
-    <w:lsdException w:name="heading 2" w:uiPriority="9" w:qFormat="1"/>
-    <w:lsdException w:name="heading 3" w:uiPriority="9" w:qFormat="1"/>
-    <w:lsdException w:name="heading 4" w:uiPriority="9" w:qFormat="1"/>
-    <w:lsdException w:name="heading 5" w:uiPriority="9" w:qFormat="1"/>
-    <w:lsdException w:name="heading 6" w:uiPriority="9" w:qFormat="1"/>
-    <w:lsdException w:name="heading 7" w:uiPriority="9" w:qFormat="1"/>
-    <w:lsdException w:name="heading 8" w:uiPriority="9" w:qFormat="1"/>
-    <w:lsdException w:name="heading 9" w:uiPriority="9" w:qFormat="1"/>
-    <w:lsdException w:name="toc 1" w:uiPriority="39"/>
-    <w:lsdException w:name="toc 2" w:uiPriority="39"/>
-    <w:lsdException w:name="toc 3" w:uiPriority="39"/>
-    <w:lsdException w:name="toc 4" w:uiPriority="39"/>
-    <w:lsdException w:name="toc 5" w:uiPriority="39"/>
-    <w:lsdException w:name="toc 6" w:uiPriority="39"/>
-    <w:lsdException w:name="toc 7" w:uiPriority="39"/>
-    <w:lsdException w:name="toc 8" w:uiPriority="39"/>
-    <w:lsdException w:name="toc 9" w:uiPriority="39"/>
-    <w:lsdException w:name="caption" w:uiPriority="35" w:qFormat="1"/>
-    <w:lsdException w:name="Title" w:semiHidden="0" w:uiPriority="10" w:unhideWhenUsed="0" w:qFormat="1"/>
-    <w:lsdException w:name="Default Paragraph Font" w:uiPriority="1"/>
-    <w:lsdException w:name="Subtitle" w:semiHidden="0" w:uiPriority="11" w:unhideWhenUsed="0" w:qFormat="1"/>
-    <w:lsdException w:name="Strong" w:semiHidden="0" w:uiPriority="22" w:unhideWhenUsed="0" w:qFormat="1"/>
-    <w:lsdException w:name="Emphasis" w:semiHidden="0" w:uiPriority="20" w:unhideWhenUsed="0" w:qFormat="1"/>
-    <w:lsdException w:name="Table Grid" w:semiHidden="0" w:uiPriority="59" w:unhideWhenUsed="0"/>
-    <w:lsdException w:name="Note Level 1" w:semiHidden="0" w:unhideWhenUsed="0"/>
-    <w:lsdException w:name="Note Level 2" w:semiHidden="0" w:unhideWhenUsed="0"/>
-    <w:lsdException w:name="Note Level 3" w:semiHidden="0" w:unhideWhenUsed="0"/>
-    <w:lsdException w:name="Note Level 4" w:semiHidden="0" w:unhideWhenUsed="0"/>
-    <w:lsdException w:name="Note Level 5" w:semiHidden="0" w:unhideWhenUsed="0"/>
-    <w:lsdException w:name="Note Level 6" w:semiHidden="0" w:unhideWhenUsed="0"/>
-    <w:lsdException w:name="Note Level 7" w:semiHidden="0" w:unhideWhenUsed="0"/>
-    <w:lsdException w:name="Note Level 8" w:semiHidden="0" w:unhideWhenUsed="0"/>
-    <w:lsdException w:name="Note Level 9" w:semiHidden="0" w:unhideWhenUsed="0"/>
-    <w:lsdException w:name="Placeholder Text" w:unhideWhenUsed="0"/>
-    <w:lsdException w:name="No Spacing" w:semiHidden="0" w:uiPriority="1" w:unhideWhenUsed="0" w:qFormat="1"/>
-    <w:lsdException w:name="Light Shading" w:semiHidden="0" w:uiPriority="60" w:unhideWhenUsed="0"/>
-    <w:lsdException w:name="Light List" w:semiHidden="0" w:uiPriority="61" w:unhideWhenUsed="0"/>
-    <w:lsdException w:name="Light Grid" w:semiHidden="0" w:uiPriority="62" w:unhideWhenUsed="0"/>
-    <w:lsdException w:name="Medium Shading 1" w:semiHidden="0" w:uiPriority="63" w:unhideWhenUsed="0"/>
-    <w:lsdException w:name="Medium Shading 2" w:semiHidden="0" w:uiPriority="64" w:unhideWhenUsed="0"/>
-    <w:lsdException w:name="Medium List 1" w:semiHidden="0" w:uiPriority="65" w:unhideWhenUsed="0"/>
-    <w:lsdException w:name="Medium List 2" w:semiHidden="0" w:uiPriority="66" w:unhideWhenUsed="0"/>
-    <w:lsdException w:name="Medium Grid 1" w:semiHidden="0" w:uiPriority="67" w:unhideWhenUsed="0"/>
-    <w:lsdException w:name="Medium Grid 2" w:semiHidden="0" w:uiPriority="68" w:unhideWhenUsed="0"/>
-    <w:lsdException w:name="Medium Grid 3" w:semiHidden="0" w:uiPriority="69" w:unhideWhenUsed="0"/>
-    <w:lsdException w:name="Dark List" w:semiHidden="0" w:uiPriority="70" w:unhideWhenUsed="0"/>
-    <w:lsdException w:name="Colorful Shading" w:semiHidden="0" w:uiPriority="71" w:unhideWhenUsed="0"/>
-    <w:lsdException w:name="Colorful List" w:semiHidden="0" w:uiPriority="72" w:unhideWhenUsed="0"/>
-    <w:lsdException w:name="Colorful Grid" w:semiHidden="0" w:uiPriority="73" w:unhideWhenUsed="0"/>
-    <w:lsdException w:name="Light Shading Accent 1" w:semiHidden="0" w:uiPriority="60" w:unhideWhenUsed="0"/>
-    <w:lsdException w:name="Light List Accent 1" w:semiHidden="0" w:uiPriority="61" w:unhideWhenUsed="0"/>
-    <w:lsdException w:name="Light Grid Accent 1" w:semiHidden="0" w:uiPriority="62" w:unhideWhenUsed="0"/>
-    <w:lsdException w:name="Medium Shading 1 Accent 1" w:semiHidden="0" w:uiPriority="63" w:unhideWhenUsed="0"/>
-    <w:lsdException w:name="Medium Shading 2 Accent 1" w:semiHidden="0" w:uiPriority="64" w:unhideWhenUsed="0"/>
-    <w:lsdException w:name="Medium List 1 Accent 1" w:semiHidden="0" w:uiPriority="65" w:unhideWhenUsed="0"/>
-    <w:lsdException w:name="Revision" w:unhideWhenUsed="0"/>
-    <w:lsdException w:name="List Paragraph" w:semiHidden="0" w:uiPriority="34" w:unhideWhenUsed="0" w:qFormat="1"/>
-    <w:lsdException w:name="Quote" w:semiHidden="0" w:uiPriority="29" w:unhideWhenUsed="0" w:qFormat="1"/>
-    <w:lsdException w:name="Intense Quote" w:semiHidden="0" w:uiPriority="30" w:unhideWhenUsed="0" w:qFormat="1"/>
-    <w:lsdException w:name="Medium List 2 Accent 1" w:semiHidden="0" w:uiPriority="66" w:unhideWhenUsed="0"/>
-    <w:lsdException w:name="Medium Grid 1 Accent 1" w:semiHidden="0" w:uiPriority="67" w:unhideWhenUsed="0"/>
-    <w:lsdException w:name="Medium Grid 2 Accent 1" w:semiHidden="0" w:uiPriority="68" w:unhideWhenUsed="0"/>
-    <w:lsdException w:name="Medium Grid 3 Accent 1" w:semiHidden="0" w:uiPriority="69" w:unhideWhenUsed="0"/>
-    <w:lsdException w:name="Dark List Accent 1" w:semiHidden="0" w:uiPriority="70" w:unhideWhenUsed="0"/>
-    <w:lsdException w:name="Colorful Shading Accent 1" w:semiHidden="0" w:uiPriority="71" w:unhideWhenUsed="0"/>
-    <w:lsdException w:name="Colorful List Accent 1" w:semiHidden="0" w:uiPriority="72" w:unhideWhenUsed="0"/>
-    <w:lsdException w:name="Colorful Grid Accent 1" w:semiHidden="0" w:uiPriority="73" w:unhideWhenUsed="0"/>
-    <w:lsdException w:name="Light Shading Accent 2" w:semiHidden="0" w:uiPriority="60" w:unhideWhenUsed="0"/>
-    <w:lsdException w:name="Light List Accent 2" w:semiHidden="0" w:uiPriority="61" w:unhideWhenUsed="0"/>
-    <w:lsdException w:name="Light Grid Accent 2" w:semiHidden="0" w:uiPriority="62" w:unhideWhenUsed="0"/>
-    <w:lsdException w:name="Medium Shading 1 Accent 2" w:semiHidden="0" w:uiPriority="63" w:unhideWhenUsed="0"/>
-    <w:lsdException w:name="Medium Shading 2 Accent 2" w:semiHidden="0" w:uiPriority="64" w:unhideWhenUsed="0"/>
-    <w:lsdException w:name="Medium List 1 Accent 2" w:semiHidden="0" w:uiPriority="65" w:unhideWhenUsed="0"/>
-    <w:lsdException w:name="Medium List 2 Accent 2" w:semiHidden="0" w:uiPriority="66" w:unhideWhenUsed="0"/>
-    <w:lsdException w:name="Medium Grid 1 Accent 2" w:semiHidden="0" w:uiPriority="67" w:unhideWhenUsed="0"/>
-    <w:lsdException w:name="Medium Grid 2 Accent 2" w:semiHidden="0" w:uiPriority="68" w:unhideWhenUsed="0"/>
-    <w:lsdException w:name="Medium Grid 3 Accent 2" w:semiHidden="0" w:uiPriority="69" w:unhideWhenUsed="0"/>
-    <w:lsdException w:name="Dark List Accent 2" w:semiHidden="0" w:uiPriority="70" w:unhideWhenUsed="0"/>
-    <w:lsdException w:name="Colorful Shading Accent 2" w:semiHidden="0" w:uiPriority="71" w:unhideWhenUsed="0"/>
-    <w:lsdException w:name="Colorful List Accent 2" w:semiHidden="0" w:uiPriority="72" w:unhideWhenUsed="0"/>
-    <w:lsdException w:name="Colorful Grid Accent 2" w:semiHidden="0" w:uiPriority="73" w:unhideWhenUsed="0"/>
-    <w:lsdException w:name="Light Shading Accent 3" w:semiHidden="0" w:uiPriority="60" w:unhideWhenUsed="0"/>
-    <w:lsdException w:name="Light List Accent 3" w:semiHidden="0" w:uiPriority="61" w:unhideWhenUsed="0"/>
-    <w:lsdException w:name="Light Grid Accent 3" w:semiHidden="0" w:uiPriority="62" w:unhideWhenUsed="0"/>
-    <w:lsdException w:name="Medium Shading 1 Accent 3" w:semiHidden="0" w:uiPriority="63" w:unhideWhenUsed="0"/>
-    <w:lsdException w:name="Medium Shading 2 Accent 3" w:semiHidden="0" w:uiPriority="64" w:unhideWhenUsed="0"/>
-    <w:lsdException w:name="Medium List 1 Accent 3" w:semiHidden="0" w:uiPriority="65" w:unhideWhenUsed="0"/>
-    <w:lsdException w:name="Medium List 2 Accent 3" w:semiHidden="0" w:uiPriority="66" w:unhideWhenUsed="0"/>
-    <w:lsdException w:name="Medium Grid 1 Accent 3" w:semiHidden="0" w:uiPriority="67" w:unhideWhenUsed="0"/>
-    <w:lsdException w:name="Medium Grid 2 Accent 3" w:semiHidden="0" w:uiPriority="68" w:unhideWhenUsed="0"/>
-    <w:lsdException w:name="Medium Grid 3 Accent 3" w:semiHidden="0" w:uiPriority="69" w:unhideWhenUsed="0"/>
-    <w:lsdException w:name="Dark List Accent 3" w:semiHidden="0" w:uiPriority="70" w:unhideWhenUsed="0"/>
-    <w:lsdException w:name="Colorful Shading Accent 3" w:semiHidden="0" w:uiPriority="71" w:unhideWhenUsed="0"/>
-    <w:lsdException w:name="Colorful List Accent 3" w:semiHidden="0" w:uiPriority="72" w:unhideWhenUsed="0"/>
-    <w:lsdException w:name="Colorful Grid Accent 3" w:semiHidden="0" w:uiPriority="73" w:unhideWhenUsed="0"/>
-    <w:lsdException w:name="Light Shading Accent 4" w:semiHidden="0" w:uiPriority="60" w:unhideWhenUsed="0"/>
-    <w:lsdException w:name="Light List Accent 4" w:semiHidden="0" w:uiPriority="61" w:unhideWhenUsed="0"/>
-    <w:lsdException w:name="Light Grid Accent 4" w:semiHidden="0" w:uiPriority="62" w:unhideWhenUsed="0"/>
-    <w:lsdException w:name="Medium Shading 1 Accent 4" w:semiHidden="0" w:uiPriority="63" w:unhideWhenUsed="0"/>
-    <w:lsdException w:name="Medium Shading 2 Accent 4" w:semiHidden="0" w:uiPriority="64" w:unhideWhenUsed="0"/>
-    <w:lsdException w:name="Medium List 1 Accent 4" w:semiHidden="0" w:uiPriority="65" w:unhideWhenUsed="0"/>
-    <w:lsdException w:name="Medium List 2 Accent 4" w:semiHidden="0" w:uiPriority="66" w:unhideWhenUsed="0"/>
-    <w:lsdException w:name="Medium Grid 1 Accent 4" w:semiHidden="0" w:uiPriority="67" w:unhideWhenUsed="0"/>
-    <w:lsdException w:name="Medium Grid 2 Accent 4" w:semiHidden="0" w:uiPriority="68" w:unhideWhenUsed="0"/>
-    <w:lsdException w:name="Medium Grid 3 Accent 4" w:semiHidden="0" w:uiPriority="69" w:unhideWhenUsed="0"/>
-    <w:lsdException w:name="Dark List Accent 4" w:semiHidden="0" w:uiPriority="70" w:unhideWhenUsed="0"/>
-    <w:lsdException w:name="Colorful Shading Accent 4" w:semiHidden="0" w:uiPriority="71" w:unhideWhenUsed="0"/>
-    <w:lsdException w:name="Colorful List Accent 4" w:semiHidden="0" w:uiPriority="72" w:unhideWhenUsed="0"/>
-    <w:lsdException w:name="Colorful Grid Accent 4" w:semiHidden="0" w:uiPriority="73" w:unhideWhenUsed="0"/>
-    <w:lsdException w:name="Light Shading Accent 5" w:semiHidden="0" w:uiPriority="60" w:unhideWhenUsed="0"/>
-    <w:lsdException w:name="Light List Accent 5" w:semiHidden="0" w:uiPriority="61" w:unhideWhenUsed="0"/>
-    <w:lsdException w:name="Light Grid Accent 5" w:semiHidden="0" w:uiPriority="62" w:unhideWhenUsed="0"/>
-    <w:lsdException w:name="Medium Shading 1 Accent 5" w:semiHidden="0" w:uiPriority="63" w:unhideWhenUsed="0"/>
-    <w:lsdException w:name="Medium Shading 2 Accent 5" w:semiHidden="0" w:uiPriority="64" w:unhideWhenUsed="0"/>
-    <w:lsdException w:name="Medium List 1 Accent 5" w:semiHidden="0" w:uiPriority="65" w:unhideWhenUsed="0"/>
-    <w:lsdException w:name="Medium List 2 Accent 5" w:semiHidden="0" w:uiPriority="66" w:unhideWhenUsed="0"/>
-    <w:lsdException w:name="Medium Grid 1 Accent 5" w:semiHidden="0" w:uiPriority="67" w:unhideWhenUsed="0"/>
-    <w:lsdException w:name="Medium Grid 2 Accent 5" w:semiHidden="0" w:uiPriority="68" w:unhideWhenUsed="0"/>
-    <w:lsdException w:name="Medium Grid 3 Accent 5" w:semiHidden="0" w:uiPriority="69" w:unhideWhenUsed="0"/>
-    <w:lsdException w:name="Dark List Accent 5" w:semiHidden="0" w:uiPriority="70" w:unhideWhenUsed="0"/>
-    <w:lsdException w:name="Colorful Shading Accent 5" w:semiHidden="0" w:uiPriority="71" w:unhideWhenUsed="0"/>
-    <w:lsdException w:name="Colorful List Accent 5" w:semiHidden="0" w:uiPriority="72" w:unhideWhenUsed="0"/>
-    <w:lsdException w:name="Colorful Grid Accent 5" w:semiHidden="0" w:uiPriority="73" w:unhideWhenUsed="0"/>
-    <w:lsdException w:name="Light Shading Accent 6" w:semiHidden="0" w:uiPriority="60" w:unhideWhenUsed="0"/>
-    <w:lsdException w:name="Light List Accent 6" w:semiHidden="0" w:uiPriority="61" w:unhideWhenUsed="0"/>
-    <w:lsdException w:name="Light Grid Accent 6" w:semiHidden="0" w:uiPriority="62" w:unhideWhenUsed="0"/>
-    <w:lsdException w:name="Medium Shading 1 Accent 6" w:semiHidden="0" w:uiPriority="63" w:unhideWhenUsed="0"/>
-    <w:lsdException w:name="Medium Shading 2 Accent 6" w:semiHidden="0" w:uiPriority="64" w:unhideWhenUsed="0"/>
-    <w:lsdException w:name="Medium List 1 Accent 6" w:semiHidden="0" w:uiPriority="65" w:unhideWhenUsed="0"/>
-    <w:lsdException w:name="Medium List 2 Accent 6" w:semiHidden="0" w:uiPriority="66" w:unhideWhenUsed="0"/>
-    <w:lsdException w:name="Medium Grid 1 Accent 6" w:semiHidden="0" w:uiPriority="67" w:unhideWhenUsed="0"/>
-    <w:lsdException w:name="Medium Grid 2 Accent 6" w:semiHidden="0" w:uiPriority="68" w:unhideWhenUsed="0"/>
-    <w:lsdException w:name="Medium Grid 3 Accent 6" w:semiHidden="0" w:uiPriority="69" w:unhideWhenUsed="0"/>
-    <w:lsdException w:name="Dark List Accent 6" w:semiHidden="0" w:uiPriority="70" w:unhideWhenUsed="0"/>
-    <w:lsdException w:name="Colorful Shading Accent 6" w:semiHidden="0" w:uiPriority="71" w:unhideWhenUsed="0"/>
-    <w:lsdException w:name="Colorful List Accent 6" w:semiHidden="0" w:uiPriority="72" w:unhideWhenUsed="0"/>
-    <w:lsdException w:name="Colorful Grid Accent 6" w:semiHidden="0" w:uiPriority="73" w:unhideWhenUsed="0"/>
-    <w:lsdException w:name="Subtle Emphasis" w:semiHidden="0" w:uiPriority="19" w:unhideWhenUsed="0" w:qFormat="1"/>
-    <w:lsdException w:name="Intense Emphasis" w:semiHidden="0" w:uiPriority="21" w:unhideWhenUsed="0" w:qFormat="1"/>
-    <w:lsdException w:name="Subtle Reference" w:semiHidden="0" w:uiPriority="31" w:unhideWhenUsed="0" w:qFormat="1"/>
-    <w:lsdException w:name="Intense Reference" w:semiHidden="0" w:uiPriority="32" w:unhideWhenUsed="0" w:qFormat="1"/>
-    <w:lsdException w:name="Book Title" w:semiHidden="0" w:uiPriority="33" w:unhideWhenUsed="0" w:qFormat="1"/>
-    <w:lsdException w:name="Bibliography" w:uiPriority="37"/>
-    <w:lsdException w:name="TOC Heading" w:uiPriority="39" w:qFormat="1"/>
-  </w:latentStyles>
-  <w:style w:type="paragraph" w:default="1" w:styleId="Normal">
-    <w:name w:val="Normal"/>
-    <w:qFormat/>
-    <w:rsid w:val="0050766F"/>
-    <w:rPr>
-      <w:rFonts w:eastAsiaTheme="minorHAnsi"/>
-    </w:rPr>
-  </w:style>
-  <w:style w:type="paragraph" w:styleId="Heading4">
-    <w:name w:val="heading 4"/>
-    <w:basedOn w:val="Normal"/>
-    <w:next w:val="Normal"/>
-    <w:link w:val="Heading4Char"/>
-    <w:uiPriority w:val="9"/>
-    <w:unhideWhenUsed/>
-    <w:qFormat/>
-    <w:rsid w:val="00CF049D"/>
-    <w:pPr>
-      <w:keepNext/>
-      <w:keepLines/>
-      <w:numPr>
-        <w:ilvl w:val="3"/>
-        <w:numId w:val="1"/>
-      </w:numPr>
-      <w:spacing w:before="200" w:line="276" w:lineRule="auto"/>
-      <w:ind w:left="1146" w:hanging="862"/>
-      <w:outlineLvl w:val="3"/>
-    </w:pPr>
-    <w:rPr>
-      <w:rFonts w:asciiTheme="majorHAnsi" w:eastAsiaTheme="majorEastAsia" w:hAnsiTheme="majorHAnsi" w:cstheme="majorBidi"/>
-      <w:b/>
-      <w:bCs/>
-      <w:iCs/>
-      <w:color w:val="4F81BD" w:themeColor="accent1"/>
-    </w:rPr>
-  </w:style>
-  <w:style w:type="character" w:default="1" w:styleId="DefaultParagraphFont">
-    <w:name w:val="Default Paragraph Font"/>
-    <w:uiPriority w:val="1"/>
-    <w:semiHidden/>
-    <w:unhideWhenUsed/>
-  </w:style>
-  <w:style w:type="table" w:default="1" w:styleId="TableNormal">
-    <w:name w:val="Normal Table"/>
+  <w:style w:type="character" w:styleId="UnresolvedMention">
+    <w:name w:val="Unresolved Mention"/>
+    <w:basedOn w:val="DefaultParagraphFont"/>
     <w:uiPriority w:val="99"/>
     <w:semiHidden/>
     <w:unhideWhenUsed/>
-    <w:tblPr>
-      <w:tblInd w:w="0" w:type="dxa"/>
-      <w:tblCellMar>
-        <w:top w:w="0" w:type="dxa"/>
-        <w:left w:w="108" w:type="dxa"/>
-        <w:bottom w:w="0" w:type="dxa"/>
-        <w:right w:w="108" w:type="dxa"/>
-      </w:tblCellMar>
-    </w:tblPr>
-  </w:style>
-  <w:style w:type="numbering" w:default="1" w:styleId="NoList">
-    <w:name w:val="No List"/>
-    <w:uiPriority w:val="99"/>
-    <w:semiHidden/>
-    <w:unhideWhenUsed/>
-  </w:style>
-  <w:style w:type="character" w:customStyle="1" w:styleId="Heading4Char">
-    <w:name w:val="Heading 4 Char"/>
-    <w:basedOn w:val="DefaultParagraphFont"/>
-    <w:link w:val="Heading4"/>
-    <w:uiPriority w:val="9"/>
-    <w:rsid w:val="00CF049D"/>
+    <w:rsid w:val="00803482"/>
     <w:rPr>
-      <w:rFonts w:asciiTheme="majorHAnsi" w:eastAsiaTheme="majorEastAsia" w:hAnsiTheme="majorHAnsi" w:cstheme="majorBidi"/>
-      <w:b/>
-      <w:bCs/>
-      <w:iCs/>
-      <w:color w:val="4F81BD" w:themeColor="accent1"/>
+      <w:color w:val="605E5C"/>
+      <w:shd w:val="clear" w:color="auto" w:fill="E1DFDD"/>
     </w:rPr>
-  </w:style>
-  <w:style w:type="paragraph" w:styleId="ListParagraph">
-    <w:name w:val="List Paragraph"/>
-    <w:basedOn w:val="Normal"/>
-    <w:uiPriority w:val="34"/>
-    <w:qFormat/>
-    <w:rsid w:val="001661BB"/>
-    <w:pPr>
-      <w:ind w:left="720"/>
-      <w:contextualSpacing/>
-    </w:pPr>
-  </w:style>
-  <w:style w:type="character" w:customStyle="1" w:styleId="apple-converted-space">
-    <w:name w:val="apple-converted-space"/>
-    <w:basedOn w:val="DefaultParagraphFont"/>
-    <w:rsid w:val="007472B8"/>
-  </w:style>
-  <w:style w:type="paragraph" w:customStyle="1" w:styleId="Default">
-    <w:name w:val="Default"/>
-    <w:rsid w:val="00F06493"/>
-    <w:pPr>
-      <w:autoSpaceDE w:val="0"/>
-      <w:autoSpaceDN w:val="0"/>
-      <w:adjustRightInd w:val="0"/>
-    </w:pPr>
-    <w:rPr>
-      <w:rFonts w:ascii="Calibri" w:eastAsiaTheme="minorHAnsi" w:hAnsi="Calibri" w:cs="Calibri"/>
-      <w:color w:val="000000"/>
-      <w:sz w:val="24"/>
-      <w:szCs w:val="24"/>
-      <w:lang w:val="en-US"/>
-    </w:rPr>
-  </w:style>
-  <w:style w:type="paragraph" w:styleId="BalloonText">
-    <w:name w:val="Balloon Text"/>
-    <w:basedOn w:val="Normal"/>
-    <w:link w:val="BalloonTextChar"/>
-    <w:uiPriority w:val="99"/>
-    <w:semiHidden/>
-    <w:unhideWhenUsed/>
-    <w:rsid w:val="005E2F32"/>
-    <w:rPr>
-      <w:rFonts w:ascii="Tahoma" w:hAnsi="Tahoma" w:cs="Tahoma"/>
-      <w:sz w:val="16"/>
-      <w:szCs w:val="16"/>
-    </w:rPr>
-  </w:style>
-  <w:style w:type="character" w:customStyle="1" w:styleId="BalloonTextChar">
-    <w:name w:val="Balloon Text Char"/>
-    <w:basedOn w:val="DefaultParagraphFont"/>
-    <w:link w:val="BalloonText"/>
-    <w:uiPriority w:val="99"/>
-    <w:semiHidden/>
-    <w:rsid w:val="005E2F32"/>
-    <w:rPr>
-      <w:rFonts w:ascii="Tahoma" w:eastAsiaTheme="minorHAnsi" w:hAnsi="Tahoma" w:cs="Tahoma"/>
-      <w:sz w:val="16"/>
-      <w:szCs w:val="16"/>
-    </w:rPr>
-  </w:style>
-  <w:style w:type="character" w:styleId="Hyperlink">
-    <w:name w:val="Hyperlink"/>
-    <w:basedOn w:val="DefaultParagraphFont"/>
-    <w:uiPriority w:val="99"/>
-    <w:unhideWhenUsed/>
-    <w:rsid w:val="00D33671"/>
-    <w:rPr>
-      <w:color w:val="0000FF" w:themeColor="hyperlink"/>
-      <w:u w:val="single"/>
-    </w:rPr>
-  </w:style>
-  <w:style w:type="paragraph" w:styleId="Header">
-    <w:name w:val="header"/>
-    <w:basedOn w:val="Normal"/>
-    <w:link w:val="HeaderChar"/>
-    <w:uiPriority w:val="99"/>
-    <w:unhideWhenUsed/>
-    <w:rsid w:val="00337ED0"/>
-    <w:pPr>
-      <w:tabs>
-        <w:tab w:val="center" w:pos="4513"/>
-        <w:tab w:val="right" w:pos="9026"/>
-      </w:tabs>
-    </w:pPr>
-  </w:style>
-  <w:style w:type="character" w:customStyle="1" w:styleId="HeaderChar">
-    <w:name w:val="Header Char"/>
-    <w:basedOn w:val="DefaultParagraphFont"/>
-    <w:link w:val="Header"/>
-    <w:uiPriority w:val="99"/>
-    <w:rsid w:val="00337ED0"/>
-    <w:rPr>
-      <w:rFonts w:eastAsiaTheme="minorHAnsi"/>
-    </w:rPr>
-  </w:style>
-  <w:style w:type="paragraph" w:styleId="Footer">
-    <w:name w:val="footer"/>
-    <w:basedOn w:val="Normal"/>
-    <w:link w:val="FooterChar"/>
-    <w:uiPriority w:val="99"/>
-    <w:unhideWhenUsed/>
-    <w:rsid w:val="00337ED0"/>
-    <w:pPr>
-      <w:tabs>
-        <w:tab w:val="center" w:pos="4513"/>
-        <w:tab w:val="right" w:pos="9026"/>
-      </w:tabs>
-    </w:pPr>
-  </w:style>
-  <w:style w:type="character" w:customStyle="1" w:styleId="FooterChar">
-    <w:name w:val="Footer Char"/>
-    <w:basedOn w:val="DefaultParagraphFont"/>
-    <w:link w:val="Footer"/>
-    <w:uiPriority w:val="99"/>
-    <w:rsid w:val="00337ED0"/>
-    <w:rPr>
-      <w:rFonts w:eastAsiaTheme="minorHAnsi"/>
-    </w:rPr>
-  </w:style>
-  <w:style w:type="table" w:styleId="TableGrid">
-    <w:name w:val="Table Grid"/>
-    <w:basedOn w:val="TableNormal"/>
-    <w:uiPriority w:val="59"/>
-    <w:rsid w:val="0084678C"/>
-    <w:tblPr>
-      <w:tblInd w:w="0" w:type="dxa"/>
-      <w:tblBorders>
-        <w:top w:val="single" w:sz="4" w:space="0" w:color="auto"/>
-        <w:left w:val="single" w:sz="4" w:space="0" w:color="auto"/>
-        <w:bottom w:val="single" w:sz="4" w:space="0" w:color="auto"/>
-        <w:right w:val="single" w:sz="4" w:space="0" w:color="auto"/>
-        <w:insideH w:val="single" w:sz="4" w:space="0" w:color="auto"/>
-        <w:insideV w:val="single" w:sz="4" w:space="0" w:color="auto"/>
-      </w:tblBorders>
-      <w:tblCellMar>
-        <w:top w:w="0" w:type="dxa"/>
-        <w:left w:w="108" w:type="dxa"/>
-        <w:bottom w:w="0" w:type="dxa"/>
-        <w:right w:w="108" w:type="dxa"/>
-      </w:tblCellMar>
-    </w:tblPr>
   </w:style>
 </w:styles>
 </file>
@@ -5216,7 +5026,7 @@
 </file>
 
 <file path=customXml/itemProps1.xml><?xml version="1.0" encoding="utf-8"?>
-<ds:datastoreItem xmlns:ds="http://schemas.openxmlformats.org/officeDocument/2006/customXml" ds:itemID="{9841D59B-32F2-5D45-9CC7-0C11183DB10B}">
+<ds:datastoreItem xmlns:ds="http://schemas.openxmlformats.org/officeDocument/2006/customXml" ds:itemID="{FB7FD6A3-ABAD-49F1-81A8-365547000A14}">
   <ds:schemaRefs>
     <ds:schemaRef ds:uri="http://schemas.openxmlformats.org/officeDocument/2006/bibliography"/>
   </ds:schemaRefs>
